--- a/Fresh Carrots/report/Report_TWEB_Buoso_Driza.docx
+++ b/Fresh Carrots/report/Report_TWEB_Buoso_Driza.docx
@@ -156,8 +156,20 @@
           <w:szCs w:val="22"/>
           <w:lang w:val="en-US"/>
         </w:rPr>
-        <w:t>, Andrea Driza</w:t>
-      </w:r>
+        <w:t xml:space="preserve">, Andrea </w:t>
+      </w:r>
+      <w:proofErr w:type="spellStart"/>
+      <w:r>
+        <w:rPr>
+          <w:rFonts w:ascii="Calibri" w:eastAsia="Calibri" w:hAnsi="Calibri" w:cs="Calibri"/>
+          <w:color w:val="000000" w:themeColor="text1"/>
+          <w:sz w:val="22"/>
+          <w:szCs w:val="22"/>
+          <w:lang w:val="en-US"/>
+        </w:rPr>
+        <w:t>Driza</w:t>
+      </w:r>
+      <w:proofErr w:type="spellEnd"/>
       <w:r>
         <w:rPr>
           <w:rFonts w:ascii="Calibri" w:eastAsia="Calibri" w:hAnsi="Calibri" w:cs="Calibri"/>
@@ -949,8 +961,9 @@
           <w:sz w:val="44"/>
           <w:szCs w:val="44"/>
         </w:rPr>
-        <w:t xml:space="preserve"> – Layer</w:t>
-      </w:r>
+        <w:t xml:space="preserve"> – </w:t>
+      </w:r>
+      <w:proofErr w:type="spellStart"/>
       <w:r>
         <w:rPr>
           <w:rFonts w:ascii="Calibri" w:eastAsia="Calibri" w:hAnsi="Calibri" w:cs="Calibri"/>
@@ -959,7 +972,7 @@
           <w:sz w:val="44"/>
           <w:szCs w:val="44"/>
         </w:rPr>
-        <w:t>s</w:t>
+        <w:t>Layer</w:t>
       </w:r>
       <w:r>
         <w:rPr>
@@ -969,30 +982,64 @@
           <w:sz w:val="44"/>
           <w:szCs w:val="44"/>
         </w:rPr>
-        <w:t xml:space="preserve"> Overview</w:t>
-      </w:r>
-      <w:bookmarkEnd w:id="1"/>
-    </w:p>
-    <w:p>
-      <w:pPr>
-        <w:pStyle w:val="Heading1"/>
-        <w:spacing w:before="240" w:after="0" w:line="240" w:lineRule="auto"/>
+        <w:t>s</w:t>
+      </w:r>
+      <w:proofErr w:type="spellEnd"/>
+      <w:r>
         <w:rPr>
           <w:rFonts w:ascii="Calibri" w:eastAsia="Calibri" w:hAnsi="Calibri" w:cs="Calibri"/>
           <w:b/>
           <w:bCs/>
-          <w:sz w:val="22"/>
-          <w:szCs w:val="22"/>
-        </w:rPr>
-      </w:pPr>
-      <w:r>
-        <w:rPr>
-          <w:rFonts w:ascii="Calibri" w:hAnsi="Calibri" w:cs="Calibri"/>
-          <w:color w:val="000000"/>
-          <w:sz w:val="22"/>
-          <w:szCs w:val="22"/>
-        </w:rPr>
-        <w:t>FreshCarrots è una piattaforma potente e dinamica per l’esplorazione di film, progettata per aiutare giornalisti e fan a scoprire nuove uscire nel mondo cinematografico, o rispolverare vecchi cult di cui ci si era dimenticati. Integra discussioni in tempo reale, recensioni e raccomandazioni personalizzate.</w:t>
+          <w:sz w:val="44"/>
+          <w:szCs w:val="44"/>
+        </w:rPr>
+        <w:t xml:space="preserve"> </w:t>
+      </w:r>
+      <w:proofErr w:type="spellStart"/>
+      <w:r>
+        <w:rPr>
+          <w:rFonts w:ascii="Calibri" w:eastAsia="Calibri" w:hAnsi="Calibri" w:cs="Calibri"/>
+          <w:b/>
+          <w:bCs/>
+          <w:sz w:val="44"/>
+          <w:szCs w:val="44"/>
+        </w:rPr>
+        <w:t>Overview</w:t>
+      </w:r>
+      <w:bookmarkEnd w:id="1"/>
+      <w:proofErr w:type="spellEnd"/>
+    </w:p>
+    <w:p>
+      <w:pPr>
+        <w:pStyle w:val="Heading1"/>
+        <w:spacing w:before="240" w:after="0" w:line="240" w:lineRule="auto"/>
+        <w:rPr>
+          <w:rFonts w:ascii="Calibri" w:eastAsia="Calibri" w:hAnsi="Calibri" w:cs="Calibri"/>
+          <w:b/>
+          <w:bCs/>
+          <w:sz w:val="22"/>
+          <w:szCs w:val="22"/>
+        </w:rPr>
+      </w:pPr>
+      <w:proofErr w:type="spellStart"/>
+      <w:r>
+        <w:rPr>
+          <w:rFonts w:ascii="Calibri" w:hAnsi="Calibri" w:cs="Calibri"/>
+          <w:color w:val="000000"/>
+          <w:sz w:val="22"/>
+          <w:szCs w:val="22"/>
+        </w:rPr>
+        <w:t>FreshCarrots</w:t>
+      </w:r>
+      <w:proofErr w:type="spellEnd"/>
+      <w:r>
+        <w:rPr>
+          <w:rFonts w:ascii="Calibri" w:hAnsi="Calibri" w:cs="Calibri"/>
+          <w:color w:val="000000"/>
+          <w:sz w:val="22"/>
+          <w:szCs w:val="22"/>
+        </w:rPr>
+        <w:t xml:space="preserve"> è una piattaforma potente e dinamica per l’esplorazione di film, progettata per aiutare giornalisti e fan a scoprire nuove uscire nel mondo cinematografico, o rispolverare vecchi cult di cui ci si era dimenticati. Integra discussioni in tempo reale, recensioni e raccomandazioni personalizzate.</w:t>
       </w:r>
       <w:r>
         <w:rPr>
@@ -1014,47 +1061,97 @@
         <w:spacing w:line="240" w:lineRule="auto"/>
         <w:rPr>
           <w:rFonts w:ascii="Calibri" w:hAnsi="Calibri" w:cs="Calibri"/>
-        </w:rPr>
-      </w:pPr>
+          <w:sz w:val="22"/>
+          <w:szCs w:val="22"/>
+        </w:rPr>
+      </w:pPr>
+      <w:proofErr w:type="spellStart"/>
       <w:r>
         <w:rPr>
           <w:rFonts w:ascii="Calibri" w:hAnsi="Calibri" w:cs="Calibri"/>
           <w:b/>
           <w:bCs/>
-        </w:rPr>
-        <w:t>React Frontend</w:t>
-      </w:r>
-      <w:r>
-        <w:rPr>
-          <w:rFonts w:ascii="Calibri" w:hAnsi="Calibri" w:cs="Calibri"/>
-        </w:rPr>
-        <w:t xml:space="preserve">: Single page application, progetto a component riutilizzabili, ha il compito di </w:t>
-      </w:r>
-      <w:r>
-        <w:rPr>
-          <w:rFonts w:ascii="Calibri" w:hAnsi="Calibri" w:cs="Calibri"/>
-        </w:rPr>
-        <w:t xml:space="preserve">instradare le richieste utente al </w:t>
-      </w:r>
+          <w:sz w:val="22"/>
+          <w:szCs w:val="22"/>
+        </w:rPr>
+        <w:t>React</w:t>
+      </w:r>
+      <w:proofErr w:type="spellEnd"/>
+      <w:r>
+        <w:rPr>
+          <w:rFonts w:ascii="Calibri" w:hAnsi="Calibri" w:cs="Calibri"/>
+          <w:b/>
+          <w:bCs/>
+          <w:sz w:val="22"/>
+          <w:szCs w:val="22"/>
+        </w:rPr>
+        <w:t xml:space="preserve"> </w:t>
+      </w:r>
+      <w:proofErr w:type="spellStart"/>
+      <w:r>
+        <w:rPr>
+          <w:rFonts w:ascii="Calibri" w:hAnsi="Calibri" w:cs="Calibri"/>
+          <w:b/>
+          <w:bCs/>
+          <w:sz w:val="22"/>
+          <w:szCs w:val="22"/>
+        </w:rPr>
+        <w:t>Frontend</w:t>
+      </w:r>
+      <w:proofErr w:type="spellEnd"/>
+      <w:r>
+        <w:rPr>
+          <w:rFonts w:ascii="Calibri" w:hAnsi="Calibri" w:cs="Calibri"/>
+          <w:sz w:val="22"/>
+          <w:szCs w:val="22"/>
+        </w:rPr>
+        <w:t xml:space="preserve">: Single page </w:t>
+      </w:r>
+      <w:proofErr w:type="spellStart"/>
+      <w:r>
+        <w:rPr>
+          <w:rFonts w:ascii="Calibri" w:hAnsi="Calibri" w:cs="Calibri"/>
+          <w:sz w:val="22"/>
+          <w:szCs w:val="22"/>
+        </w:rPr>
+        <w:t>application</w:t>
+      </w:r>
+      <w:proofErr w:type="spellEnd"/>
+      <w:r>
+        <w:rPr>
+          <w:rFonts w:ascii="Calibri" w:hAnsi="Calibri" w:cs="Calibri"/>
+          <w:sz w:val="22"/>
+          <w:szCs w:val="22"/>
+        </w:rPr>
+        <w:t xml:space="preserve">, progetto a component riutilizzabili, ha il compito di instradare le richieste utente al </w:t>
+      </w:r>
+      <w:proofErr w:type="spellStart"/>
       <w:r>
         <w:rPr>
           <w:rFonts w:ascii="Calibri" w:hAnsi="Calibri" w:cs="Calibri"/>
           <w:i/>
           <w:iCs/>
+          <w:sz w:val="22"/>
+          <w:szCs w:val="22"/>
         </w:rPr>
         <w:t>Dispatcher</w:t>
       </w:r>
+      <w:proofErr w:type="spellEnd"/>
       <w:r>
         <w:rPr>
           <w:rFonts w:ascii="Calibri" w:hAnsi="Calibri" w:cs="Calibri"/>
           <w:i/>
           <w:iCs/>
+          <w:sz w:val="22"/>
+          <w:szCs w:val="22"/>
         </w:rPr>
         <w:t xml:space="preserve"> </w:t>
       </w:r>
       <w:r>
         <w:rPr>
           <w:rFonts w:ascii="Calibri" w:hAnsi="Calibri" w:cs="Calibri"/>
+          <w:sz w:val="22"/>
+          <w:szCs w:val="22"/>
         </w:rPr>
         <w:t>(non esegue computazione)</w:t>
       </w:r>
@@ -1069,54 +1166,139 @@
         <w:spacing w:line="240" w:lineRule="auto"/>
         <w:rPr>
           <w:rFonts w:ascii="Calibri" w:hAnsi="Calibri" w:cs="Calibri"/>
-        </w:rPr>
-      </w:pPr>
+          <w:sz w:val="22"/>
+          <w:szCs w:val="22"/>
+        </w:rPr>
+      </w:pPr>
+      <w:proofErr w:type="spellStart"/>
       <w:r>
         <w:rPr>
           <w:rFonts w:ascii="Calibri" w:hAnsi="Calibri" w:cs="Calibri"/>
           <w:b/>
           <w:bCs/>
-        </w:rPr>
-        <w:lastRenderedPageBreak/>
-        <w:t>Main Server - Dispatcher</w:t>
-      </w:r>
-      <w:r>
-        <w:rPr>
-          <w:rFonts w:ascii="Calibri" w:hAnsi="Calibri" w:cs="Calibri"/>
-        </w:rPr>
-        <w:t xml:space="preserve">: </w:t>
-      </w:r>
-      <w:r>
-        <w:rPr>
-          <w:rFonts w:ascii="Calibri" w:hAnsi="Calibri" w:cs="Calibri"/>
-        </w:rPr>
-        <w:t>A</w:t>
-      </w:r>
-      <w:r>
-        <w:rPr>
-          <w:rFonts w:ascii="Calibri" w:hAnsi="Calibri" w:cs="Calibri"/>
-        </w:rPr>
-        <w:t xml:space="preserve">pplicazione Express NodeJS che ha il compito di </w:t>
-      </w:r>
-      <w:r>
-        <w:rPr>
-          <w:rFonts w:ascii="Calibri" w:hAnsi="Calibri" w:cs="Calibri"/>
-        </w:rPr>
-        <w:t xml:space="preserve">instradare e ricevere richieste dal </w:t>
-      </w:r>
+          <w:sz w:val="22"/>
+          <w:szCs w:val="22"/>
+        </w:rPr>
+        <w:t>Main</w:t>
+      </w:r>
+      <w:proofErr w:type="spellEnd"/>
+      <w:r>
+        <w:rPr>
+          <w:rFonts w:ascii="Calibri" w:hAnsi="Calibri" w:cs="Calibri"/>
+          <w:b/>
+          <w:bCs/>
+          <w:sz w:val="22"/>
+          <w:szCs w:val="22"/>
+        </w:rPr>
+        <w:t xml:space="preserve"> Server - </w:t>
+      </w:r>
+      <w:proofErr w:type="spellStart"/>
+      <w:r>
+        <w:rPr>
+          <w:rFonts w:ascii="Calibri" w:hAnsi="Calibri" w:cs="Calibri"/>
+          <w:b/>
+          <w:bCs/>
+          <w:sz w:val="22"/>
+          <w:szCs w:val="22"/>
+        </w:rPr>
+        <w:t>Dispatcher</w:t>
+      </w:r>
+      <w:proofErr w:type="spellEnd"/>
+      <w:r>
+        <w:rPr>
+          <w:rFonts w:ascii="Calibri" w:hAnsi="Calibri" w:cs="Calibri"/>
+          <w:sz w:val="22"/>
+          <w:szCs w:val="22"/>
+        </w:rPr>
+        <w:t xml:space="preserve">: Applicazione Express </w:t>
+      </w:r>
+      <w:proofErr w:type="spellStart"/>
+      <w:r>
+        <w:rPr>
+          <w:rFonts w:ascii="Calibri" w:hAnsi="Calibri" w:cs="Calibri"/>
+          <w:sz w:val="22"/>
+          <w:szCs w:val="22"/>
+        </w:rPr>
+        <w:t>NodeJS</w:t>
+      </w:r>
+      <w:proofErr w:type="spellEnd"/>
+      <w:r>
+        <w:rPr>
+          <w:rFonts w:ascii="Calibri" w:hAnsi="Calibri" w:cs="Calibri"/>
+          <w:sz w:val="22"/>
+          <w:szCs w:val="22"/>
+        </w:rPr>
+        <w:t xml:space="preserve"> che ha il compito di instradare e ricevere richieste dal </w:t>
+      </w:r>
+      <w:proofErr w:type="spellStart"/>
       <w:r>
         <w:rPr>
           <w:rFonts w:ascii="Calibri" w:hAnsi="Calibri" w:cs="Calibri"/>
           <w:i/>
           <w:iCs/>
-        </w:rPr>
-        <w:t xml:space="preserve">React Frontend </w:t>
-      </w:r>
-      <w:r>
-        <w:rPr>
-          <w:rFonts w:ascii="Calibri" w:hAnsi="Calibri" w:cs="Calibri"/>
-        </w:rPr>
-        <w:t>o dagli edge server; non fa grandi operazioni di calcolo, per questo può gestire un grande numero di utenti contemporaneamente</w:t>
+          <w:sz w:val="22"/>
+          <w:szCs w:val="22"/>
+        </w:rPr>
+        <w:t>React</w:t>
+      </w:r>
+      <w:proofErr w:type="spellEnd"/>
+      <w:r>
+        <w:rPr>
+          <w:rFonts w:ascii="Calibri" w:hAnsi="Calibri" w:cs="Calibri"/>
+          <w:i/>
+          <w:iCs/>
+          <w:sz w:val="22"/>
+          <w:szCs w:val="22"/>
+        </w:rPr>
+        <w:t xml:space="preserve"> </w:t>
+      </w:r>
+      <w:proofErr w:type="spellStart"/>
+      <w:r>
+        <w:rPr>
+          <w:rFonts w:ascii="Calibri" w:hAnsi="Calibri" w:cs="Calibri"/>
+          <w:i/>
+          <w:iCs/>
+          <w:sz w:val="22"/>
+          <w:szCs w:val="22"/>
+        </w:rPr>
+        <w:t>Frontend</w:t>
+      </w:r>
+      <w:proofErr w:type="spellEnd"/>
+      <w:r>
+        <w:rPr>
+          <w:rFonts w:ascii="Calibri" w:hAnsi="Calibri" w:cs="Calibri"/>
+          <w:i/>
+          <w:iCs/>
+          <w:sz w:val="22"/>
+          <w:szCs w:val="22"/>
+        </w:rPr>
+        <w:t xml:space="preserve"> </w:t>
+      </w:r>
+      <w:r>
+        <w:rPr>
+          <w:rFonts w:ascii="Calibri" w:hAnsi="Calibri" w:cs="Calibri"/>
+          <w:sz w:val="22"/>
+          <w:szCs w:val="22"/>
+        </w:rPr>
+        <w:t xml:space="preserve">o dagli </w:t>
+      </w:r>
+      <w:proofErr w:type="spellStart"/>
+      <w:r>
+        <w:rPr>
+          <w:rFonts w:ascii="Calibri" w:hAnsi="Calibri" w:cs="Calibri"/>
+          <w:sz w:val="22"/>
+          <w:szCs w:val="22"/>
+        </w:rPr>
+        <w:t>edge</w:t>
+      </w:r>
+      <w:proofErr w:type="spellEnd"/>
+      <w:r>
+        <w:rPr>
+          <w:rFonts w:ascii="Calibri" w:hAnsi="Calibri" w:cs="Calibri"/>
+          <w:sz w:val="22"/>
+          <w:szCs w:val="22"/>
+        </w:rPr>
+        <w:t xml:space="preserve"> server; non fa grandi operazioni di calcolo, per questo può gestire un grande numero di utenti contemporaneamente</w:t>
       </w:r>
     </w:p>
     <w:p>
@@ -1129,6 +1311,8 @@
         <w:spacing w:line="240" w:lineRule="auto"/>
         <w:rPr>
           <w:rFonts w:ascii="Calibri" w:hAnsi="Calibri" w:cs="Calibri"/>
+          <w:sz w:val="22"/>
+          <w:szCs w:val="22"/>
         </w:rPr>
       </w:pPr>
       <w:r>
@@ -1136,21 +1320,30 @@
           <w:rFonts w:ascii="Calibri" w:hAnsi="Calibri" w:cs="Calibri"/>
           <w:b/>
           <w:bCs/>
-        </w:rPr>
+          <w:sz w:val="22"/>
+          <w:szCs w:val="22"/>
+        </w:rPr>
+        <w:lastRenderedPageBreak/>
         <w:t xml:space="preserve">Express Server – Dynamic Data: </w:t>
       </w:r>
       <w:r>
         <w:rPr>
           <w:rFonts w:ascii="Calibri" w:hAnsi="Calibri" w:cs="Calibri"/>
-        </w:rPr>
-        <w:t>E</w:t>
-      </w:r>
-      <w:r>
-        <w:rPr>
-          <w:rFonts w:ascii="Calibri" w:hAnsi="Calibri" w:cs="Calibri"/>
-        </w:rPr>
-        <w:t>dge server che ha il compito di recuperare dati dinamici, per i loro aggiornamenti frequenti, su un database MongoDb</w:t>
-      </w:r>
+          <w:sz w:val="22"/>
+          <w:szCs w:val="22"/>
+        </w:rPr>
+        <w:t xml:space="preserve">Edge server che ha il compito di recuperare dati dinamici, per i loro aggiornamenti frequenti, su un database </w:t>
+      </w:r>
+      <w:proofErr w:type="spellStart"/>
+      <w:r>
+        <w:rPr>
+          <w:rFonts w:ascii="Calibri" w:hAnsi="Calibri" w:cs="Calibri"/>
+          <w:sz w:val="22"/>
+          <w:szCs w:val="22"/>
+        </w:rPr>
+        <w:t>MongoDb</w:t>
+      </w:r>
+      <w:proofErr w:type="spellEnd"/>
     </w:p>
     <w:p>
       <w:pPr>
@@ -1162,81 +1355,61 @@
         <w:spacing w:line="240" w:lineRule="auto"/>
         <w:rPr>
           <w:rFonts w:ascii="Calibri" w:hAnsi="Calibri" w:cs="Calibri"/>
-        </w:rPr>
-      </w:pPr>
+          <w:sz w:val="22"/>
+          <w:szCs w:val="22"/>
+        </w:rPr>
+      </w:pPr>
+      <w:proofErr w:type="spellStart"/>
       <w:r>
         <w:rPr>
           <w:rFonts w:ascii="Calibri" w:hAnsi="Calibri" w:cs="Calibri"/>
           <w:b/>
           <w:bCs/>
-        </w:rPr>
-        <w:t xml:space="preserve">Springboot Server </w:t>
-      </w:r>
+          <w:sz w:val="22"/>
+          <w:szCs w:val="22"/>
+        </w:rPr>
+        <w:t>Springboot</w:t>
+      </w:r>
+      <w:proofErr w:type="spellEnd"/>
       <w:r>
         <w:rPr>
           <w:rFonts w:ascii="Calibri" w:hAnsi="Calibri" w:cs="Calibri"/>
           <w:b/>
           <w:bCs/>
-        </w:rPr>
-        <w:t xml:space="preserve">– Static </w:t>
-      </w:r>
+          <w:sz w:val="22"/>
+          <w:szCs w:val="22"/>
+        </w:rPr>
+        <w:t xml:space="preserve"> Server – </w:t>
+      </w:r>
+      <w:proofErr w:type="spellStart"/>
       <w:r>
         <w:rPr>
           <w:rFonts w:ascii="Calibri" w:hAnsi="Calibri" w:cs="Calibri"/>
           <w:b/>
           <w:bCs/>
-        </w:rPr>
-        <w:t>D</w:t>
-      </w:r>
+          <w:sz w:val="22"/>
+          <w:szCs w:val="22"/>
+        </w:rPr>
+        <w:t>Static</w:t>
+      </w:r>
+      <w:proofErr w:type="spellEnd"/>
       <w:r>
         <w:rPr>
           <w:rFonts w:ascii="Calibri" w:hAnsi="Calibri" w:cs="Calibri"/>
           <w:b/>
           <w:bCs/>
-        </w:rPr>
-        <w:t>ata</w:t>
-      </w:r>
-      <w:r>
-        <w:rPr>
-          <w:rFonts w:ascii="Calibri" w:hAnsi="Calibri" w:cs="Calibri"/>
-        </w:rPr>
-        <w:t>: E</w:t>
-      </w:r>
-      <w:r>
-        <w:rPr>
-          <w:rFonts w:ascii="Calibri" w:hAnsi="Calibri" w:cs="Calibri"/>
-        </w:rPr>
-        <w:t xml:space="preserve">dge server che ha il compito di recuperare dati </w:t>
-      </w:r>
-      <w:r>
-        <w:rPr>
-          <w:rFonts w:ascii="Calibri" w:hAnsi="Calibri" w:cs="Calibri"/>
-        </w:rPr>
-        <w:t>statici</w:t>
-      </w:r>
-      <w:r>
-        <w:rPr>
-          <w:rFonts w:ascii="Calibri" w:hAnsi="Calibri" w:cs="Calibri"/>
-        </w:rPr>
-        <w:t xml:space="preserve">, per </w:t>
-      </w:r>
-      <w:r>
-        <w:rPr>
-          <w:rFonts w:ascii="Calibri" w:hAnsi="Calibri" w:cs="Calibri"/>
-        </w:rPr>
-        <w:t>la loro bassa frequenza di aggiornamento</w:t>
-      </w:r>
-      <w:r>
-        <w:rPr>
-          <w:rFonts w:ascii="Calibri" w:hAnsi="Calibri" w:cs="Calibri"/>
-        </w:rPr>
-        <w:t>, su un database</w:t>
-      </w:r>
-      <w:r>
-        <w:rPr>
-          <w:rFonts w:ascii="Calibri" w:hAnsi="Calibri" w:cs="Calibri"/>
-        </w:rPr>
-        <w:t xml:space="preserve"> PostgresSQL</w:t>
+          <w:sz w:val="22"/>
+          <w:szCs w:val="22"/>
+        </w:rPr>
+        <w:t xml:space="preserve"> Data</w:t>
+      </w:r>
+      <w:r>
+        <w:rPr>
+          <w:rFonts w:ascii="Calibri" w:hAnsi="Calibri" w:cs="Calibri"/>
+          <w:sz w:val="22"/>
+          <w:szCs w:val="22"/>
+        </w:rPr>
+        <w:t>: Edge server che ha il compito di recuperare dati statici, per la loro bassa frequenza di aggiornamento, su un database PostgresSQL</w:t>
       </w:r>
     </w:p>
     <w:p>
@@ -1267,10 +1440,17 @@
     <w:p>
       <w:pPr>
         <w:rPr>
-          <w:rFonts w:eastAsia="Calibri"/>
-        </w:rPr>
-      </w:pPr>
-      <w:r>
+          <w:rFonts w:ascii="Calibri" w:eastAsia="Calibri" w:hAnsi="Calibri" w:cs="Calibri"/>
+          <w:sz w:val="22"/>
+          <w:szCs w:val="22"/>
+        </w:rPr>
+      </w:pPr>
+      <w:r>
+        <w:rPr>
+          <w:rFonts w:ascii="Calibri" w:hAnsi="Calibri" w:cs="Calibri"/>
+          <w:sz w:val="22"/>
+          <w:szCs w:val="22"/>
+        </w:rPr>
         <w:t>Abbiamo estratto, tra le tante funzionalità, le tre che riteniamo più corpose e interessanti, nonché parzialmente fuori degli argomenti trattati a lezione.</w:t>
       </w:r>
     </w:p>
@@ -1378,6 +1558,7 @@
           <w:color w:val="000000"/>
           <w:sz w:val="22"/>
           <w:szCs w:val="22"/>
+          <w:lang w:val="it-IT"/>
         </w:rPr>
       </w:pPr>
       <w:r>
@@ -1445,7 +1626,17 @@
           <w:sz w:val="22"/>
           <w:szCs w:val="22"/>
         </w:rPr>
-        <w:t>per l'elaborazione dinamica delle query filtrate.</w:t>
+        <w:t>per l'elaborazione dinamica delle query filtrate</w:t>
+      </w:r>
+      <w:r>
+        <w:rPr>
+          <w:rFonts w:ascii="Calibri" w:hAnsi="Calibri" w:cs="Calibri"/>
+          <w:color w:val="000000"/>
+          <w:sz w:val="22"/>
+          <w:szCs w:val="22"/>
+          <w:lang w:val="it-IT"/>
+        </w:rPr>
+        <w:t>. [1] [2]</w:t>
       </w:r>
     </w:p>
     <w:p>
@@ -1462,6 +1653,7 @@
           <w:szCs w:val="22"/>
         </w:rPr>
       </w:pPr>
+      <w:proofErr w:type="spellStart"/>
       <w:r>
         <w:rPr>
           <w:rFonts w:ascii="Calibri" w:hAnsi="Calibri" w:cs="Calibri"/>
@@ -1472,8 +1664,9 @@
           <w:szCs w:val="22"/>
           <w:lang w:val="it-IT"/>
         </w:rPr>
-        <w:t>Pageable query</w:t>
-      </w:r>
+        <w:t>Pageable</w:t>
+      </w:r>
+      <w:proofErr w:type="spellEnd"/>
       <w:r>
         <w:rPr>
           <w:rFonts w:ascii="Calibri" w:hAnsi="Calibri" w:cs="Calibri"/>
@@ -1482,6 +1675,18 @@
           <w:color w:val="000000"/>
           <w:sz w:val="22"/>
           <w:szCs w:val="22"/>
+          <w:lang w:val="it-IT"/>
+        </w:rPr>
+        <w:t xml:space="preserve"> query</w:t>
+      </w:r>
+      <w:r>
+        <w:rPr>
+          <w:rFonts w:ascii="Calibri" w:hAnsi="Calibri" w:cs="Calibri"/>
+          <w:b/>
+          <w:bCs/>
+          <w:color w:val="000000"/>
+          <w:sz w:val="22"/>
+          <w:szCs w:val="22"/>
         </w:rPr>
         <w:br/>
       </w:r>
@@ -1552,8 +1757,9 @@
           <w:szCs w:val="22"/>
           <w:lang w:val="it-IT"/>
         </w:rPr>
-        <w:t xml:space="preserve">Movies Returned = [pageNumber * </w:t>
-      </w:r>
+        <w:t xml:space="preserve">Movies </w:t>
+      </w:r>
+      <w:proofErr w:type="spellStart"/>
       <w:r>
         <w:rPr>
           <w:rFonts w:ascii="Calibri" w:hAnsi="Calibri" w:cs="Calibri"/>
@@ -1564,8 +1770,9 @@
           <w:szCs w:val="22"/>
           <w:lang w:val="it-IT"/>
         </w:rPr>
-        <w:t>45</w:t>
-      </w:r>
+        <w:t>Returned</w:t>
+      </w:r>
+      <w:proofErr w:type="spellEnd"/>
       <w:r>
         <w:rPr>
           <w:rFonts w:ascii="Calibri" w:hAnsi="Calibri" w:cs="Calibri"/>
@@ -1576,7 +1783,83 @@
           <w:szCs w:val="22"/>
           <w:lang w:val="it-IT"/>
         </w:rPr>
-        <w:t xml:space="preserve">, (pageNumber + 1) * </w:t>
+        <w:t xml:space="preserve"> = [</w:t>
+      </w:r>
+      <w:proofErr w:type="spellStart"/>
+      <w:r>
+        <w:rPr>
+          <w:rFonts w:ascii="Calibri" w:hAnsi="Calibri" w:cs="Calibri"/>
+          <w:i/>
+          <w:iCs/>
+          <w:color w:val="000000"/>
+          <w:sz w:val="22"/>
+          <w:szCs w:val="22"/>
+          <w:lang w:val="it-IT"/>
+        </w:rPr>
+        <w:t>pageNumber</w:t>
+      </w:r>
+      <w:proofErr w:type="spellEnd"/>
+      <w:r>
+        <w:rPr>
+          <w:rFonts w:ascii="Calibri" w:hAnsi="Calibri" w:cs="Calibri"/>
+          <w:i/>
+          <w:iCs/>
+          <w:color w:val="000000"/>
+          <w:sz w:val="22"/>
+          <w:szCs w:val="22"/>
+          <w:lang w:val="it-IT"/>
+        </w:rPr>
+        <w:t xml:space="preserve"> * </w:t>
+      </w:r>
+      <w:r>
+        <w:rPr>
+          <w:rFonts w:ascii="Calibri" w:hAnsi="Calibri" w:cs="Calibri"/>
+          <w:i/>
+          <w:iCs/>
+          <w:color w:val="000000"/>
+          <w:sz w:val="22"/>
+          <w:szCs w:val="22"/>
+          <w:lang w:val="it-IT"/>
+        </w:rPr>
+        <w:t>45</w:t>
+      </w:r>
+      <w:r>
+        <w:rPr>
+          <w:rFonts w:ascii="Calibri" w:hAnsi="Calibri" w:cs="Calibri"/>
+          <w:i/>
+          <w:iCs/>
+          <w:color w:val="000000"/>
+          <w:sz w:val="22"/>
+          <w:szCs w:val="22"/>
+          <w:lang w:val="it-IT"/>
+        </w:rPr>
+        <w:t>, (</w:t>
+      </w:r>
+      <w:proofErr w:type="spellStart"/>
+      <w:r>
+        <w:rPr>
+          <w:rFonts w:ascii="Calibri" w:hAnsi="Calibri" w:cs="Calibri"/>
+          <w:i/>
+          <w:iCs/>
+          <w:color w:val="000000"/>
+          <w:sz w:val="22"/>
+          <w:szCs w:val="22"/>
+          <w:lang w:val="it-IT"/>
+        </w:rPr>
+        <w:t>pageNumber</w:t>
+      </w:r>
+      <w:proofErr w:type="spellEnd"/>
+      <w:r>
+        <w:rPr>
+          <w:rFonts w:ascii="Calibri" w:hAnsi="Calibri" w:cs="Calibri"/>
+          <w:i/>
+          <w:iCs/>
+          <w:color w:val="000000"/>
+          <w:sz w:val="22"/>
+          <w:szCs w:val="22"/>
+          <w:lang w:val="it-IT"/>
+        </w:rPr>
+        <w:t xml:space="preserve"> + 1) * </w:t>
       </w:r>
       <w:r>
         <w:rPr>
@@ -1737,6 +2020,7 @@
           <w:szCs w:val="22"/>
         </w:rPr>
       </w:pPr>
+      <w:proofErr w:type="spellStart"/>
       <w:r>
         <w:rPr>
           <w:rFonts w:ascii="Calibri" w:hAnsi="Calibri" w:cs="Calibri"/>
@@ -1747,8 +2031,35 @@
           <w:szCs w:val="22"/>
           <w:lang w:val="it-IT"/>
         </w:rPr>
-        <w:t>Springboot specifications</w:t>
-      </w:r>
+        <w:t>Springboot</w:t>
+      </w:r>
+      <w:proofErr w:type="spellEnd"/>
+      <w:r>
+        <w:rPr>
+          <w:rFonts w:ascii="Calibri" w:hAnsi="Calibri" w:cs="Calibri"/>
+          <w:b/>
+          <w:bCs/>
+          <w:color w:val="000000"/>
+          <w:sz w:val="22"/>
+          <w:szCs w:val="22"/>
+          <w:lang w:val="it-IT"/>
+        </w:rPr>
+        <w:t xml:space="preserve"> </w:t>
+      </w:r>
+      <w:proofErr w:type="spellStart"/>
+      <w:r>
+        <w:rPr>
+          <w:rFonts w:ascii="Calibri" w:hAnsi="Calibri" w:cs="Calibri"/>
+          <w:b/>
+          <w:bCs/>
+          <w:color w:val="000000"/>
+          <w:sz w:val="22"/>
+          <w:szCs w:val="22"/>
+          <w:lang w:val="it-IT"/>
+        </w:rPr>
+        <w:t>specifications</w:t>
+      </w:r>
+      <w:proofErr w:type="spellEnd"/>
       <w:r>
         <w:rPr>
           <w:rFonts w:ascii="Calibri" w:hAnsi="Calibri" w:cs="Calibri"/>
@@ -2033,8 +2344,29 @@
           <w:szCs w:val="22"/>
           <w:lang w:val="it-IT"/>
         </w:rPr>
-        <w:lastRenderedPageBreak/>
-        <w:t xml:space="preserve">Valori NaN nei campi Data e Rating: </w:t>
+        <w:t xml:space="preserve">Valori </w:t>
+      </w:r>
+      <w:proofErr w:type="spellStart"/>
+      <w:r>
+        <w:rPr>
+          <w:rFonts w:ascii="Calibri" w:hAnsi="Calibri" w:cs="Calibri"/>
+          <w:color w:val="000000"/>
+          <w:sz w:val="22"/>
+          <w:szCs w:val="22"/>
+          <w:lang w:val="it-IT"/>
+        </w:rPr>
+        <w:t>NaN</w:t>
+      </w:r>
+      <w:proofErr w:type="spellEnd"/>
+      <w:r>
+        <w:rPr>
+          <w:rFonts w:ascii="Calibri" w:hAnsi="Calibri" w:cs="Calibri"/>
+          <w:color w:val="000000"/>
+          <w:sz w:val="22"/>
+          <w:szCs w:val="22"/>
+          <w:lang w:val="it-IT"/>
+        </w:rPr>
+        <w:t xml:space="preserve"> nei campi Data e Rating: </w:t>
       </w:r>
       <w:r>
         <w:rPr>
@@ -2092,6 +2424,7 @@
           <w:szCs w:val="22"/>
           <w:lang w:val="it-IT"/>
         </w:rPr>
+        <w:lastRenderedPageBreak/>
         <w:t>Soluzioni adottate:</w:t>
       </w:r>
     </w:p>
@@ -2318,9 +2651,11 @@
       <w:pPr>
         <w:pStyle w:val="Heading3"/>
       </w:pPr>
+      <w:proofErr w:type="spellStart"/>
       <w:r>
         <w:t>Limitations</w:t>
       </w:r>
+      <w:proofErr w:type="spellEnd"/>
     </w:p>
     <w:p>
       <w:pPr>
@@ -2410,7 +2745,51 @@
           <w:szCs w:val="22"/>
           <w:lang w:val="it-IT"/>
         </w:rPr>
-        <w:t xml:space="preserve">, real time tramite socket, </w:t>
+        <w:t xml:space="preserve">, </w:t>
+      </w:r>
+      <w:proofErr w:type="spellStart"/>
+      <w:r>
+        <w:rPr>
+          <w:rFonts w:ascii="Calibri" w:hAnsi="Calibri" w:cs="Calibri"/>
+          <w:color w:val="000000"/>
+          <w:sz w:val="22"/>
+          <w:szCs w:val="22"/>
+          <w:lang w:val="it-IT"/>
+        </w:rPr>
+        <w:t>real</w:t>
+      </w:r>
+      <w:proofErr w:type="spellEnd"/>
+      <w:r>
+        <w:rPr>
+          <w:rFonts w:ascii="Calibri" w:hAnsi="Calibri" w:cs="Calibri"/>
+          <w:color w:val="000000"/>
+          <w:sz w:val="22"/>
+          <w:szCs w:val="22"/>
+          <w:lang w:val="it-IT"/>
+        </w:rPr>
+        <w:t xml:space="preserve"> time tramite </w:t>
+      </w:r>
+      <w:proofErr w:type="spellStart"/>
+      <w:r>
+        <w:rPr>
+          <w:rFonts w:ascii="Calibri" w:hAnsi="Calibri" w:cs="Calibri"/>
+          <w:color w:val="000000"/>
+          <w:sz w:val="22"/>
+          <w:szCs w:val="22"/>
+          <w:lang w:val="it-IT"/>
+        </w:rPr>
+        <w:t>socket</w:t>
+      </w:r>
+      <w:proofErr w:type="spellEnd"/>
+      <w:r>
+        <w:rPr>
+          <w:rFonts w:ascii="Calibri" w:hAnsi="Calibri" w:cs="Calibri"/>
+          <w:color w:val="000000"/>
+          <w:sz w:val="22"/>
+          <w:szCs w:val="22"/>
+          <w:lang w:val="it-IT"/>
+        </w:rPr>
+        <w:t xml:space="preserve">, </w:t>
       </w:r>
       <w:r>
         <w:rPr>
@@ -2540,7 +2919,50 @@
           <w:lang w:val="it-IT"/>
         </w:rPr>
         <w:br/>
-        <w:t>socket.emit("create or join", id_room, username);</w:t>
+      </w:r>
+      <w:proofErr w:type="spellStart"/>
+      <w:r>
+        <w:rPr>
+          <w:rFonts w:ascii="Calibri" w:hAnsi="Calibri" w:cs="Calibri"/>
+          <w:color w:val="000000"/>
+          <w:sz w:val="22"/>
+          <w:szCs w:val="22"/>
+          <w:lang w:val="it-IT"/>
+        </w:rPr>
+        <w:t>socket.emit</w:t>
+      </w:r>
+      <w:proofErr w:type="spellEnd"/>
+      <w:r>
+        <w:rPr>
+          <w:rFonts w:ascii="Calibri" w:hAnsi="Calibri" w:cs="Calibri"/>
+          <w:color w:val="000000"/>
+          <w:sz w:val="22"/>
+          <w:szCs w:val="22"/>
+          <w:lang w:val="it-IT"/>
+        </w:rPr>
+        <w:t xml:space="preserve">("create or join", </w:t>
+      </w:r>
+      <w:proofErr w:type="spellStart"/>
+      <w:r>
+        <w:rPr>
+          <w:rFonts w:ascii="Calibri" w:hAnsi="Calibri" w:cs="Calibri"/>
+          <w:color w:val="000000"/>
+          <w:sz w:val="22"/>
+          <w:szCs w:val="22"/>
+          <w:lang w:val="it-IT"/>
+        </w:rPr>
+        <w:t>id_room</w:t>
+      </w:r>
+      <w:proofErr w:type="spellEnd"/>
+      <w:r>
+        <w:rPr>
+          <w:rFonts w:ascii="Calibri" w:hAnsi="Calibri" w:cs="Calibri"/>
+          <w:color w:val="000000"/>
+          <w:sz w:val="22"/>
+          <w:szCs w:val="22"/>
+          <w:lang w:val="it-IT"/>
+        </w:rPr>
+        <w:t>, username);</w:t>
       </w:r>
     </w:p>
     <w:p>
@@ -2643,8 +3065,31 @@
           <w:szCs w:val="22"/>
           <w:lang w:val="it-IT"/>
         </w:rPr>
-        <w:t xml:space="preserve">, proveniente dal socket aperto con il server centrale </w:t>
-      </w:r>
+        <w:t xml:space="preserve">, proveniente dal </w:t>
+      </w:r>
+      <w:proofErr w:type="spellStart"/>
+      <w:r>
+        <w:rPr>
+          <w:rFonts w:ascii="Calibri" w:hAnsi="Calibri" w:cs="Calibri"/>
+          <w:color w:val="000000"/>
+          <w:sz w:val="22"/>
+          <w:szCs w:val="22"/>
+          <w:lang w:val="it-IT"/>
+        </w:rPr>
+        <w:t>socket</w:t>
+      </w:r>
+      <w:proofErr w:type="spellEnd"/>
+      <w:r>
+        <w:rPr>
+          <w:rFonts w:ascii="Calibri" w:hAnsi="Calibri" w:cs="Calibri"/>
+          <w:color w:val="000000"/>
+          <w:sz w:val="22"/>
+          <w:szCs w:val="22"/>
+          <w:lang w:val="it-IT"/>
+        </w:rPr>
+        <w:t xml:space="preserve"> aperto con il server centrale </w:t>
+      </w:r>
+      <w:proofErr w:type="spellStart"/>
       <w:r>
         <w:rPr>
           <w:rFonts w:ascii="Calibri" w:hAnsi="Calibri" w:cs="Calibri"/>
@@ -2657,6 +3102,7 @@
         </w:rPr>
         <w:t>Dispatcher</w:t>
       </w:r>
+      <w:proofErr w:type="spellEnd"/>
       <w:r>
         <w:rPr>
           <w:rFonts w:ascii="Calibri" w:hAnsi="Calibri" w:cs="Calibri"/>
@@ -2718,8 +3164,31 @@
           <w:szCs w:val="22"/>
           <w:lang w:val="it-IT"/>
         </w:rPr>
-        <w:t xml:space="preserve">, proveniente dal socket aperto con il server centrale </w:t>
-      </w:r>
+        <w:t xml:space="preserve">, proveniente dal </w:t>
+      </w:r>
+      <w:proofErr w:type="spellStart"/>
+      <w:r>
+        <w:rPr>
+          <w:rFonts w:ascii="Calibri" w:hAnsi="Calibri" w:cs="Calibri"/>
+          <w:color w:val="000000"/>
+          <w:sz w:val="22"/>
+          <w:szCs w:val="22"/>
+          <w:lang w:val="it-IT"/>
+        </w:rPr>
+        <w:t>socket</w:t>
+      </w:r>
+      <w:proofErr w:type="spellEnd"/>
+      <w:r>
+        <w:rPr>
+          <w:rFonts w:ascii="Calibri" w:hAnsi="Calibri" w:cs="Calibri"/>
+          <w:color w:val="000000"/>
+          <w:sz w:val="22"/>
+          <w:szCs w:val="22"/>
+          <w:lang w:val="it-IT"/>
+        </w:rPr>
+        <w:t xml:space="preserve"> aperto con il server centrale </w:t>
+      </w:r>
+      <w:proofErr w:type="spellStart"/>
       <w:r>
         <w:rPr>
           <w:rFonts w:ascii="Calibri" w:hAnsi="Calibri" w:cs="Calibri"/>
@@ -2732,6 +3201,7 @@
         </w:rPr>
         <w:t>Dispatcher</w:t>
       </w:r>
+      <w:proofErr w:type="spellEnd"/>
       <w:r>
         <w:rPr>
           <w:rFonts w:ascii="Calibri" w:hAnsi="Calibri" w:cs="Calibri"/>
@@ -2861,7 +3331,26 @@
           <w:sz w:val="22"/>
           <w:szCs w:val="22"/>
         </w:rPr>
-        <w:t>. Al primo accesso, viene recuperata solo l'ultima pagina di messaggi (50 per pagina). Scorrendo verso l'alto, la variabile</w:t>
+        <w:t>. Al primo accesso, viene recuperata solo l'ultima pagina di messaggi (50 per pagina)</w:t>
+      </w:r>
+      <w:r>
+        <w:rPr>
+          <w:rFonts w:ascii="Calibri" w:hAnsi="Calibri" w:cs="Calibri"/>
+          <w:color w:val="000000"/>
+          <w:sz w:val="22"/>
+          <w:szCs w:val="22"/>
+          <w:lang w:val="it-IT"/>
+        </w:rPr>
+        <w:t xml:space="preserve"> [3]</w:t>
+      </w:r>
+      <w:r>
+        <w:rPr>
+          <w:rFonts w:ascii="Calibri" w:hAnsi="Calibri" w:cs="Calibri"/>
+          <w:color w:val="000000"/>
+          <w:sz w:val="22"/>
+          <w:szCs w:val="22"/>
+        </w:rPr>
+        <w:t>. Scorrendo verso l'alto, la variabile</w:t>
       </w:r>
       <w:r>
         <w:rPr>
@@ -3155,9 +3644,13 @@
       <w:pPr>
         <w:pStyle w:val="Heading3"/>
       </w:pPr>
-      <w:r>
-        <w:lastRenderedPageBreak/>
-        <w:t>Limitations: </w:t>
+      <w:proofErr w:type="spellStart"/>
+      <w:r>
+        <w:t>Limitations</w:t>
+      </w:r>
+      <w:proofErr w:type="spellEnd"/>
+      <w:r>
+        <w:t>: </w:t>
       </w:r>
     </w:p>
     <w:p>
@@ -3209,6 +3702,7 @@
           <w:sz w:val="22"/>
           <w:szCs w:val="22"/>
         </w:rPr>
+        <w:lastRenderedPageBreak/>
         <w:t>Questo approccio ridurrebbe il numero complessivo di operazioni di scrittura, migliorando le prestazioni del sistema.</w:t>
       </w:r>
     </w:p>
@@ -3231,7 +3725,29 @@
           <w:szCs w:val="22"/>
           <w:lang w:val="it-IT"/>
         </w:rPr>
-        <w:t>Un’altra limitazione è sicuramente quella di una possibile inconsistenza, in quanto se il messaggio inviato tramite socket è distribuito correttamente a tutti gli altri utenti connessi, ma dovesse fallire la scrittura sul database, una volta connesso nuovamente alla stanza il messaggio non verrebbe mai visualizzato, perché non salvato sul database.</w:t>
+        <w:t xml:space="preserve">Un’altra limitazione è sicuramente quella di una possibile inconsistenza, in quanto se il messaggio inviato tramite </w:t>
+      </w:r>
+      <w:proofErr w:type="spellStart"/>
+      <w:r>
+        <w:rPr>
+          <w:rFonts w:ascii="Calibri" w:hAnsi="Calibri" w:cs="Calibri"/>
+          <w:color w:val="000000"/>
+          <w:sz w:val="22"/>
+          <w:szCs w:val="22"/>
+          <w:lang w:val="it-IT"/>
+        </w:rPr>
+        <w:t>socket</w:t>
+      </w:r>
+      <w:proofErr w:type="spellEnd"/>
+      <w:r>
+        <w:rPr>
+          <w:rFonts w:ascii="Calibri" w:hAnsi="Calibri" w:cs="Calibri"/>
+          <w:color w:val="000000"/>
+          <w:sz w:val="22"/>
+          <w:szCs w:val="22"/>
+          <w:lang w:val="it-IT"/>
+        </w:rPr>
+        <w:t xml:space="preserve"> è distribuito correttamente a tutti gli altri utenti connessi, ma dovesse fallire la scrittura sul database, una volta connesso nuovamente alla stanza il messaggio non verrebbe mai visualizzato, perché non salvato sul database.</w:t>
       </w:r>
     </w:p>
     <w:p>
@@ -3249,6 +3765,7 @@
         </w:rPr>
         <w:t xml:space="preserve">Ricerca dei film tramite </w:t>
       </w:r>
+      <w:proofErr w:type="spellStart"/>
       <w:r>
         <w:rPr>
           <w:rFonts w:ascii="Calibri" w:hAnsi="Calibri" w:cs="Calibri"/>
@@ -3262,6 +3779,7 @@
         <w:t>earchbar</w:t>
       </w:r>
       <w:bookmarkEnd w:id="6"/>
+      <w:proofErr w:type="spellEnd"/>
     </w:p>
     <w:p>
       <w:pPr>
@@ -3300,6 +3818,7 @@
         </w:rPr>
         <w:t xml:space="preserve">, utilizzata nella </w:t>
       </w:r>
+      <w:proofErr w:type="spellStart"/>
       <w:r>
         <w:rPr>
           <w:rFonts w:ascii="Calibri" w:hAnsi="Calibri" w:cs="Calibri"/>
@@ -3318,7 +3837,18 @@
           <w:szCs w:val="22"/>
           <w:lang w:val="it-IT"/>
         </w:rPr>
-        <w:t xml:space="preserve">avbar e </w:t>
+        <w:t>avbar</w:t>
+      </w:r>
+      <w:proofErr w:type="spellEnd"/>
+      <w:r>
+        <w:rPr>
+          <w:rFonts w:ascii="Calibri" w:hAnsi="Calibri" w:cs="Calibri"/>
+          <w:color w:val="000000"/>
+          <w:sz w:val="22"/>
+          <w:szCs w:val="22"/>
+          <w:lang w:val="it-IT"/>
+        </w:rPr>
+        <w:t xml:space="preserve"> e </w:t>
       </w:r>
       <w:r>
         <w:rPr>
@@ -3338,7 +3868,29 @@
           <w:szCs w:val="22"/>
           <w:lang w:val="it-IT"/>
         </w:rPr>
-        <w:t>creazione di una discussione, grazie ad un componente React riutilizzabile,</w:t>
+        <w:t xml:space="preserve">creazione di una discussione, grazie ad un componente </w:t>
+      </w:r>
+      <w:proofErr w:type="spellStart"/>
+      <w:r>
+        <w:rPr>
+          <w:rFonts w:ascii="Calibri" w:hAnsi="Calibri" w:cs="Calibri"/>
+          <w:color w:val="000000"/>
+          <w:sz w:val="22"/>
+          <w:szCs w:val="22"/>
+          <w:lang w:val="it-IT"/>
+        </w:rPr>
+        <w:t>React</w:t>
+      </w:r>
+      <w:proofErr w:type="spellEnd"/>
+      <w:r>
+        <w:rPr>
+          <w:rFonts w:ascii="Calibri" w:hAnsi="Calibri" w:cs="Calibri"/>
+          <w:color w:val="000000"/>
+          <w:sz w:val="22"/>
+          <w:szCs w:val="22"/>
+          <w:lang w:val="it-IT"/>
+        </w:rPr>
+        <w:t xml:space="preserve"> riutilizzabile,</w:t>
       </w:r>
       <w:r>
         <w:rPr>
@@ -3367,7 +3919,29 @@
           <w:szCs w:val="22"/>
           <w:lang w:val="it-IT"/>
         </w:rPr>
-        <w:t xml:space="preserve"> e poi al server springboot </w:t>
+        <w:t xml:space="preserve"> e poi al server </w:t>
+      </w:r>
+      <w:proofErr w:type="spellStart"/>
+      <w:r>
+        <w:rPr>
+          <w:rFonts w:ascii="Calibri" w:hAnsi="Calibri" w:cs="Calibri"/>
+          <w:color w:val="000000"/>
+          <w:sz w:val="22"/>
+          <w:szCs w:val="22"/>
+          <w:lang w:val="it-IT"/>
+        </w:rPr>
+        <w:t>springboot</w:t>
+      </w:r>
+      <w:proofErr w:type="spellEnd"/>
+      <w:r>
+        <w:rPr>
+          <w:rFonts w:ascii="Calibri" w:hAnsi="Calibri" w:cs="Calibri"/>
+          <w:color w:val="000000"/>
+          <w:sz w:val="22"/>
+          <w:szCs w:val="22"/>
+          <w:lang w:val="it-IT"/>
+        </w:rPr>
+        <w:t xml:space="preserve"> </w:t>
       </w:r>
       <w:r>
         <w:rPr>
@@ -3378,15 +3952,27 @@
         </w:rPr>
         <w:t>esegue</w:t>
       </w:r>
-      <w:r>
-        <w:rPr>
-          <w:rFonts w:ascii="Calibri" w:hAnsi="Calibri" w:cs="Calibri"/>
-          <w:color w:val="000000"/>
-          <w:sz w:val="22"/>
-          <w:szCs w:val="22"/>
-          <w:lang w:val="it-IT"/>
-        </w:rPr>
-        <w:t>ndo così</w:t>
+      <w:proofErr w:type="spellStart"/>
+      <w:r>
+        <w:rPr>
+          <w:rFonts w:ascii="Calibri" w:hAnsi="Calibri" w:cs="Calibri"/>
+          <w:color w:val="000000"/>
+          <w:sz w:val="22"/>
+          <w:szCs w:val="22"/>
+          <w:lang w:val="it-IT"/>
+        </w:rPr>
+        <w:t>ndo</w:t>
+      </w:r>
+      <w:proofErr w:type="spellEnd"/>
+      <w:r>
+        <w:rPr>
+          <w:rFonts w:ascii="Calibri" w:hAnsi="Calibri" w:cs="Calibri"/>
+          <w:color w:val="000000"/>
+          <w:sz w:val="22"/>
+          <w:szCs w:val="22"/>
+          <w:lang w:val="it-IT"/>
+        </w:rPr>
+        <w:t xml:space="preserve"> così</w:t>
       </w:r>
       <w:r>
         <w:rPr>
@@ -3603,7 +4189,26 @@
           <w:sz w:val="22"/>
           <w:szCs w:val="22"/>
         </w:rPr>
-        <w:t xml:space="preserve"> sistema di ricerca full-text di PostgreSQL per individuare i film il cui titolo corrisponde alla stringa cercata dall'utente. Il nome del film viene trasformato in un vettore di ricerca testuale (</w:t>
+        <w:t xml:space="preserve"> sistema di ricerca full-text di PostgreSQL</w:t>
+      </w:r>
+      <w:r>
+        <w:rPr>
+          <w:rFonts w:ascii="Calibri" w:hAnsi="Calibri" w:cs="Calibri"/>
+          <w:color w:val="000000"/>
+          <w:sz w:val="22"/>
+          <w:szCs w:val="22"/>
+          <w:lang w:val="it-IT"/>
+        </w:rPr>
+        <w:t xml:space="preserve"> [4]</w:t>
+      </w:r>
+      <w:r>
+        <w:rPr>
+          <w:rFonts w:ascii="Calibri" w:hAnsi="Calibri" w:cs="Calibri"/>
+          <w:color w:val="000000"/>
+          <w:sz w:val="22"/>
+          <w:szCs w:val="22"/>
+        </w:rPr>
+        <w:t xml:space="preserve"> per individuare i film il cui titolo corrisponde alla stringa cercata dall'utente. Il nome del film viene trasformato in un vettore di ricerca testuale (</w:t>
       </w:r>
       <w:r>
         <w:rPr>
@@ -3828,9 +4433,13 @@
       <w:pPr>
         <w:pStyle w:val="Heading3"/>
       </w:pPr>
-      <w:r>
-        <w:lastRenderedPageBreak/>
-        <w:t>Limitations: </w:t>
+      <w:proofErr w:type="spellStart"/>
+      <w:r>
+        <w:t>Limitations</w:t>
+      </w:r>
+      <w:proofErr w:type="spellEnd"/>
+      <w:r>
+        <w:t>: </w:t>
       </w:r>
     </w:p>
     <w:p>
@@ -3877,6 +4486,7 @@
           <w:sz w:val="22"/>
           <w:szCs w:val="22"/>
         </w:rPr>
+        <w:lastRenderedPageBreak/>
         <w:t>Espansione della ricerca</w:t>
       </w:r>
       <w:r>
@@ -3952,13 +4562,17 @@
         <w:rPr>
           <w:rFonts w:ascii="Calibri" w:hAnsi="Calibri" w:cs="Calibri"/>
           <w:color w:val="000000"/>
-          <w:lang w:val="it-IT"/>
-        </w:rPr>
-      </w:pPr>
-      <w:r>
-        <w:rPr>
-          <w:rFonts w:ascii="Calibri" w:hAnsi="Calibri" w:cs="Calibri"/>
-          <w:color w:val="000000"/>
+          <w:sz w:val="22"/>
+          <w:szCs w:val="22"/>
+          <w:lang w:val="it-IT"/>
+        </w:rPr>
+      </w:pPr>
+      <w:r>
+        <w:rPr>
+          <w:rFonts w:ascii="Calibri" w:hAnsi="Calibri" w:cs="Calibri"/>
+          <w:color w:val="000000"/>
+          <w:sz w:val="22"/>
+          <w:szCs w:val="22"/>
         </w:rPr>
         <w:t xml:space="preserve">L'utilizzo combinato di React per il frontend, Express per la gestione delle richieste e dei socket, Spring Boot per la gestione di dati statici e MongoDB per quelli dinamici, ha permesso di sviluppare una soluzione bilanciata, performante e facilmente </w:t>
       </w:r>
@@ -3966,6 +4580,8 @@
         <w:rPr>
           <w:rFonts w:ascii="Calibri" w:hAnsi="Calibri" w:cs="Calibri"/>
           <w:color w:val="000000"/>
+          <w:sz w:val="22"/>
+          <w:szCs w:val="22"/>
           <w:lang w:val="it-IT"/>
         </w:rPr>
         <w:t>scalabile</w:t>
@@ -3974,6 +4590,8 @@
         <w:rPr>
           <w:rFonts w:ascii="Calibri" w:hAnsi="Calibri" w:cs="Calibri"/>
           <w:color w:val="000000"/>
+          <w:sz w:val="22"/>
+          <w:szCs w:val="22"/>
         </w:rPr>
         <w:t>.</w:t>
       </w:r>
@@ -3981,6 +4599,8 @@
         <w:rPr>
           <w:rFonts w:ascii="Calibri" w:hAnsi="Calibri" w:cs="Calibri"/>
           <w:color w:val="000000"/>
+          <w:sz w:val="22"/>
+          <w:szCs w:val="22"/>
         </w:rPr>
         <w:br/>
       </w:r>
@@ -3988,6 +4608,8 @@
         <w:rPr>
           <w:rFonts w:ascii="Calibri" w:hAnsi="Calibri" w:cs="Calibri"/>
           <w:color w:val="000000"/>
+          <w:sz w:val="22"/>
+          <w:szCs w:val="22"/>
         </w:rPr>
         <w:br/>
       </w:r>
@@ -3995,6 +4617,8 @@
         <w:rPr>
           <w:rFonts w:ascii="Calibri" w:hAnsi="Calibri" w:cs="Calibri"/>
           <w:color w:val="000000"/>
+          <w:sz w:val="22"/>
+          <w:szCs w:val="22"/>
           <w:lang w:val="it-IT"/>
         </w:rPr>
         <w:t>Grazie a questo progetto a</w:t>
@@ -4003,6 +4627,8 @@
         <w:rPr>
           <w:rFonts w:ascii="Calibri" w:hAnsi="Calibri" w:cs="Calibri"/>
           <w:color w:val="000000"/>
+          <w:sz w:val="22"/>
+          <w:szCs w:val="22"/>
           <w:lang w:val="it-IT"/>
         </w:rPr>
         <w:t xml:space="preserve">bbiamo avuto modo di imparare </w:t>
@@ -4011,6 +4637,8 @@
         <w:rPr>
           <w:rFonts w:ascii="Calibri" w:hAnsi="Calibri" w:cs="Calibri"/>
           <w:color w:val="000000"/>
+          <w:sz w:val="22"/>
+          <w:szCs w:val="22"/>
           <w:lang w:val="it-IT"/>
         </w:rPr>
         <w:t>a come gestire una grande mole di dati, senza perdere di efficienza, nonché di prendere dimestichezza con le SPA e più in generale con i maggiori framework utilizzati al momento.</w:t>
@@ -4022,12 +4650,16 @@
         <w:rPr>
           <w:rFonts w:ascii="Calibri" w:hAnsi="Calibri" w:cs="Calibri"/>
           <w:color w:val="000000"/>
-        </w:rPr>
-      </w:pPr>
-      <w:r>
-        <w:rPr>
-          <w:rFonts w:ascii="Calibri" w:hAnsi="Calibri" w:cs="Calibri"/>
-          <w:color w:val="000000"/>
+          <w:sz w:val="22"/>
+          <w:szCs w:val="22"/>
+        </w:rPr>
+      </w:pPr>
+      <w:r>
+        <w:rPr>
+          <w:rFonts w:ascii="Calibri" w:hAnsi="Calibri" w:cs="Calibri"/>
+          <w:color w:val="000000"/>
+          <w:sz w:val="22"/>
+          <w:szCs w:val="22"/>
         </w:rPr>
         <w:t xml:space="preserve">Va sottolineato che le funzionalità descritte rappresentano </w:t>
       </w:r>
@@ -4037,6 +4669,8 @@
           <w:b/>
           <w:bCs/>
           <w:color w:val="000000"/>
+          <w:sz w:val="22"/>
+          <w:szCs w:val="22"/>
         </w:rPr>
         <w:t>solo una parte delle possibilità offerte da FreshCarrots</w:t>
       </w:r>
@@ -4044,6 +4678,8 @@
         <w:rPr>
           <w:rFonts w:ascii="Calibri" w:hAnsi="Calibri" w:cs="Calibri"/>
           <w:color w:val="000000"/>
+          <w:sz w:val="22"/>
+          <w:szCs w:val="22"/>
         </w:rPr>
         <w:t xml:space="preserve">: la piattaforma include ulteriori </w:t>
       </w:r>
@@ -4051,6 +4687,8 @@
         <w:rPr>
           <w:rFonts w:ascii="Calibri" w:hAnsi="Calibri" w:cs="Calibri"/>
           <w:color w:val="000000"/>
+          <w:sz w:val="22"/>
+          <w:szCs w:val="22"/>
           <w:lang w:val="it-IT"/>
         </w:rPr>
         <w:t xml:space="preserve">funzionalità </w:t>
@@ -4059,6 +4697,8 @@
         <w:rPr>
           <w:rFonts w:ascii="Calibri" w:hAnsi="Calibri" w:cs="Calibri"/>
           <w:color w:val="000000"/>
+          <w:sz w:val="22"/>
+          <w:szCs w:val="22"/>
         </w:rPr>
         <w:t>lasciando spazio a future evoluzioni e potenziamenti.</w:t>
       </w:r>
@@ -4098,7 +4738,7 @@
           <w:color w:val="000000"/>
           <w:sz w:val="22"/>
           <w:szCs w:val="22"/>
-          <w:lang w:val="en-US"/>
+          <w:lang w:val="it-IT"/>
         </w:rPr>
       </w:pPr>
       <w:bookmarkStart w:id="8" w:name="OLE_LINK2"/>
@@ -4120,17 +4760,7 @@
           <w:szCs w:val="22"/>
           <w:lang w:val="it-IT"/>
         </w:rPr>
-        <w:t>del</w:t>
-      </w:r>
-      <w:r>
-        <w:rPr>
-          <w:rFonts w:ascii="Calibri" w:hAnsi="Calibri" w:cs="Calibri"/>
-          <w:color w:val="000000"/>
-          <w:sz w:val="22"/>
-          <w:szCs w:val="22"/>
-          <w:lang w:val="it-IT"/>
-        </w:rPr>
-        <w:t xml:space="preserve"> gruppo</w:t>
+        <w:t>del gruppo</w:t>
       </w:r>
       <w:r>
         <w:rPr>
@@ -4171,7 +4801,7 @@
           <w:color w:val="000000"/>
           <w:sz w:val="22"/>
           <w:szCs w:val="22"/>
-          <w:lang w:val="en-US"/>
+          <w:lang w:val="it-IT"/>
         </w:rPr>
         <w:t>Gabriele:</w:t>
       </w:r>
@@ -4183,19 +4813,88 @@
           <w:color w:val="000000"/>
           <w:sz w:val="22"/>
           <w:szCs w:val="22"/>
-          <w:lang w:val="en-US"/>
+          <w:lang w:val="it-IT"/>
         </w:rPr>
         <w:t xml:space="preserve"> </w:t>
       </w:r>
-      <w:r>
-        <w:rPr>
-          <w:rFonts w:ascii="Calibri" w:hAnsi="Calibri" w:cs="Calibri"/>
-          <w:color w:val="000000"/>
-          <w:sz w:val="22"/>
-          <w:szCs w:val="22"/>
-          <w:lang w:val="en-US"/>
-        </w:rPr>
-        <w:t>React Frontend,</w:t>
+      <w:proofErr w:type="spellStart"/>
+      <w:r>
+        <w:rPr>
+          <w:rFonts w:ascii="Calibri" w:hAnsi="Calibri" w:cs="Calibri"/>
+          <w:color w:val="000000"/>
+          <w:sz w:val="22"/>
+          <w:szCs w:val="22"/>
+          <w:u w:val="single"/>
+          <w:lang w:val="it-IT"/>
+        </w:rPr>
+        <w:t>React</w:t>
+      </w:r>
+      <w:proofErr w:type="spellEnd"/>
+      <w:r>
+        <w:rPr>
+          <w:rFonts w:ascii="Calibri" w:hAnsi="Calibri" w:cs="Calibri"/>
+          <w:color w:val="000000"/>
+          <w:sz w:val="22"/>
+          <w:szCs w:val="22"/>
+          <w:u w:val="single"/>
+          <w:lang w:val="it-IT"/>
+        </w:rPr>
+        <w:t xml:space="preserve"> </w:t>
+      </w:r>
+      <w:proofErr w:type="spellStart"/>
+      <w:r>
+        <w:rPr>
+          <w:rFonts w:ascii="Calibri" w:hAnsi="Calibri" w:cs="Calibri"/>
+          <w:color w:val="000000"/>
+          <w:sz w:val="22"/>
+          <w:szCs w:val="22"/>
+          <w:u w:val="single"/>
+          <w:lang w:val="it-IT"/>
+        </w:rPr>
+        <w:t>Frontend</w:t>
+      </w:r>
+      <w:proofErr w:type="spellEnd"/>
+      <w:r>
+        <w:rPr>
+          <w:rFonts w:ascii="Calibri" w:hAnsi="Calibri" w:cs="Calibri"/>
+          <w:color w:val="000000"/>
+          <w:sz w:val="22"/>
+          <w:szCs w:val="22"/>
+          <w:lang w:val="it-IT"/>
+        </w:rPr>
+        <w:t xml:space="preserve"> (struttura Progetto, efficienza e comunicazione con il </w:t>
+      </w:r>
+      <w:proofErr w:type="spellStart"/>
+      <w:r>
+        <w:rPr>
+          <w:rFonts w:ascii="Calibri" w:hAnsi="Calibri" w:cs="Calibri"/>
+          <w:color w:val="000000"/>
+          <w:sz w:val="22"/>
+          <w:szCs w:val="22"/>
+          <w:lang w:val="it-IT"/>
+        </w:rPr>
+        <w:t>Main</w:t>
+      </w:r>
+      <w:proofErr w:type="spellEnd"/>
+      <w:r>
+        <w:rPr>
+          <w:rFonts w:ascii="Calibri" w:hAnsi="Calibri" w:cs="Calibri"/>
+          <w:color w:val="000000"/>
+          <w:sz w:val="22"/>
+          <w:szCs w:val="22"/>
+          <w:lang w:val="it-IT"/>
+        </w:rPr>
+        <w:t xml:space="preserve"> Server)</w:t>
+      </w:r>
+      <w:r>
+        <w:rPr>
+          <w:rFonts w:ascii="Calibri" w:hAnsi="Calibri" w:cs="Calibri"/>
+          <w:color w:val="000000"/>
+          <w:sz w:val="22"/>
+          <w:szCs w:val="22"/>
+          <w:lang w:val="it-IT"/>
+        </w:rPr>
+        <w:t>,</w:t>
       </w:r>
       <w:r>
         <w:rPr>
@@ -4205,29 +4904,226 @@
           <w:color w:val="000000"/>
           <w:sz w:val="22"/>
           <w:szCs w:val="22"/>
-          <w:lang w:val="en-US"/>
+          <w:lang w:val="it-IT"/>
         </w:rPr>
         <w:t xml:space="preserve"> </w:t>
       </w:r>
-      <w:r>
-        <w:rPr>
-          <w:rFonts w:ascii="Calibri" w:hAnsi="Calibri" w:cs="Calibri"/>
-          <w:color w:val="000000"/>
-          <w:sz w:val="22"/>
-          <w:szCs w:val="22"/>
-          <w:lang w:val="en-US"/>
-        </w:rPr>
-        <w:t xml:space="preserve">Springboot Application (in particolare Error Handling e </w:t>
-      </w:r>
-      <w:r>
-        <w:rPr>
-          <w:rFonts w:ascii="Calibri" w:hAnsi="Calibri" w:cs="Calibri"/>
-          <w:color w:val="000000"/>
-          <w:sz w:val="22"/>
-          <w:szCs w:val="22"/>
-          <w:lang w:val="en-US"/>
-        </w:rPr>
-        <w:t>Specifications), Main Server, Express Server</w:t>
+      <w:proofErr w:type="spellStart"/>
+      <w:r>
+        <w:rPr>
+          <w:rFonts w:ascii="Calibri" w:hAnsi="Calibri" w:cs="Calibri"/>
+          <w:color w:val="000000"/>
+          <w:sz w:val="22"/>
+          <w:szCs w:val="22"/>
+          <w:u w:val="single"/>
+          <w:lang w:val="it-IT"/>
+        </w:rPr>
+        <w:t>Springboot</w:t>
+      </w:r>
+      <w:proofErr w:type="spellEnd"/>
+      <w:r>
+        <w:rPr>
+          <w:rFonts w:ascii="Calibri" w:hAnsi="Calibri" w:cs="Calibri"/>
+          <w:color w:val="000000"/>
+          <w:sz w:val="22"/>
+          <w:szCs w:val="22"/>
+          <w:u w:val="single"/>
+          <w:lang w:val="it-IT"/>
+        </w:rPr>
+        <w:t xml:space="preserve"> Application</w:t>
+      </w:r>
+      <w:r>
+        <w:rPr>
+          <w:rFonts w:ascii="Calibri" w:hAnsi="Calibri" w:cs="Calibri"/>
+          <w:color w:val="000000"/>
+          <w:sz w:val="22"/>
+          <w:szCs w:val="22"/>
+          <w:lang w:val="it-IT"/>
+        </w:rPr>
+        <w:t xml:space="preserve"> (in particolare </w:t>
+      </w:r>
+      <w:proofErr w:type="spellStart"/>
+      <w:r>
+        <w:rPr>
+          <w:rFonts w:ascii="Calibri" w:hAnsi="Calibri" w:cs="Calibri"/>
+          <w:color w:val="000000"/>
+          <w:sz w:val="22"/>
+          <w:szCs w:val="22"/>
+          <w:lang w:val="it-IT"/>
+        </w:rPr>
+        <w:t>Error</w:t>
+      </w:r>
+      <w:proofErr w:type="spellEnd"/>
+      <w:r>
+        <w:rPr>
+          <w:rFonts w:ascii="Calibri" w:hAnsi="Calibri" w:cs="Calibri"/>
+          <w:color w:val="000000"/>
+          <w:sz w:val="22"/>
+          <w:szCs w:val="22"/>
+          <w:lang w:val="it-IT"/>
+        </w:rPr>
+        <w:t xml:space="preserve"> Handling</w:t>
+      </w:r>
+      <w:r>
+        <w:rPr>
+          <w:rFonts w:ascii="Calibri" w:hAnsi="Calibri" w:cs="Calibri"/>
+          <w:color w:val="000000"/>
+          <w:sz w:val="22"/>
+          <w:szCs w:val="22"/>
+          <w:lang w:val="it-IT"/>
+        </w:rPr>
+        <w:t xml:space="preserve">, </w:t>
+      </w:r>
+      <w:proofErr w:type="spellStart"/>
+      <w:r>
+        <w:rPr>
+          <w:rFonts w:ascii="Calibri" w:hAnsi="Calibri" w:cs="Calibri"/>
+          <w:color w:val="000000"/>
+          <w:sz w:val="22"/>
+          <w:szCs w:val="22"/>
+          <w:lang w:val="it-IT"/>
+        </w:rPr>
+        <w:t>Specifications</w:t>
+      </w:r>
+      <w:proofErr w:type="spellEnd"/>
+      <w:r>
+        <w:rPr>
+          <w:rFonts w:ascii="Calibri" w:hAnsi="Calibri" w:cs="Calibri"/>
+          <w:color w:val="000000"/>
+          <w:sz w:val="22"/>
+          <w:szCs w:val="22"/>
+          <w:lang w:val="it-IT"/>
+        </w:rPr>
+        <w:t xml:space="preserve"> e </w:t>
+      </w:r>
+      <w:r>
+        <w:rPr>
+          <w:rFonts w:ascii="Calibri" w:hAnsi="Calibri" w:cs="Calibri"/>
+          <w:color w:val="000000"/>
+          <w:sz w:val="22"/>
+          <w:szCs w:val="22"/>
+          <w:lang w:val="it-IT"/>
+        </w:rPr>
+        <w:t>JPA</w:t>
+      </w:r>
+      <w:r>
+        <w:rPr>
+          <w:rFonts w:ascii="Calibri" w:hAnsi="Calibri" w:cs="Calibri"/>
+          <w:color w:val="000000"/>
+          <w:sz w:val="22"/>
+          <w:szCs w:val="22"/>
+          <w:lang w:val="it-IT"/>
+        </w:rPr>
+        <w:t xml:space="preserve">), </w:t>
+      </w:r>
+      <w:proofErr w:type="spellStart"/>
+      <w:r>
+        <w:rPr>
+          <w:rFonts w:ascii="Calibri" w:hAnsi="Calibri" w:cs="Calibri"/>
+          <w:color w:val="000000"/>
+          <w:sz w:val="22"/>
+          <w:szCs w:val="22"/>
+          <w:u w:val="single"/>
+          <w:lang w:val="it-IT"/>
+        </w:rPr>
+        <w:t>Main</w:t>
+      </w:r>
+      <w:proofErr w:type="spellEnd"/>
+      <w:r>
+        <w:rPr>
+          <w:rFonts w:ascii="Calibri" w:hAnsi="Calibri" w:cs="Calibri"/>
+          <w:color w:val="000000"/>
+          <w:sz w:val="22"/>
+          <w:szCs w:val="22"/>
+          <w:u w:val="single"/>
+          <w:lang w:val="it-IT"/>
+        </w:rPr>
+        <w:t xml:space="preserve"> Server</w:t>
+      </w:r>
+      <w:r>
+        <w:rPr>
+          <w:rFonts w:ascii="Calibri" w:hAnsi="Calibri" w:cs="Calibri"/>
+          <w:color w:val="000000"/>
+          <w:sz w:val="22"/>
+          <w:szCs w:val="22"/>
+          <w:lang w:val="it-IT"/>
+        </w:rPr>
+        <w:t xml:space="preserve"> (gestione degli errori e </w:t>
+      </w:r>
+      <w:proofErr w:type="spellStart"/>
+      <w:r>
+        <w:rPr>
+          <w:rFonts w:ascii="Calibri" w:hAnsi="Calibri" w:cs="Calibri"/>
+          <w:color w:val="000000"/>
+          <w:sz w:val="22"/>
+          <w:szCs w:val="22"/>
+          <w:lang w:val="it-IT"/>
+        </w:rPr>
+        <w:t>socket</w:t>
+      </w:r>
+      <w:proofErr w:type="spellEnd"/>
+      <w:r>
+        <w:rPr>
+          <w:rFonts w:ascii="Calibri" w:hAnsi="Calibri" w:cs="Calibri"/>
+          <w:color w:val="000000"/>
+          <w:sz w:val="22"/>
+          <w:szCs w:val="22"/>
+          <w:lang w:val="it-IT"/>
+        </w:rPr>
+        <w:t xml:space="preserve"> </w:t>
+      </w:r>
+      <w:proofErr w:type="spellStart"/>
+      <w:r>
+        <w:rPr>
+          <w:rFonts w:ascii="Calibri" w:hAnsi="Calibri" w:cs="Calibri"/>
+          <w:color w:val="000000"/>
+          <w:sz w:val="22"/>
+          <w:szCs w:val="22"/>
+          <w:lang w:val="it-IT"/>
+        </w:rPr>
+        <w:t>communication</w:t>
+      </w:r>
+      <w:proofErr w:type="spellEnd"/>
+      <w:r>
+        <w:rPr>
+          <w:rFonts w:ascii="Calibri" w:hAnsi="Calibri" w:cs="Calibri"/>
+          <w:color w:val="000000"/>
+          <w:sz w:val="22"/>
+          <w:szCs w:val="22"/>
+          <w:lang w:val="it-IT"/>
+        </w:rPr>
+        <w:t>)</w:t>
+      </w:r>
+      <w:r>
+        <w:rPr>
+          <w:rFonts w:ascii="Calibri" w:hAnsi="Calibri" w:cs="Calibri"/>
+          <w:color w:val="000000"/>
+          <w:sz w:val="22"/>
+          <w:szCs w:val="22"/>
+          <w:lang w:val="it-IT"/>
+        </w:rPr>
+        <w:t xml:space="preserve">, </w:t>
+      </w:r>
+      <w:r>
+        <w:rPr>
+          <w:rFonts w:ascii="Calibri" w:hAnsi="Calibri" w:cs="Calibri"/>
+          <w:color w:val="000000"/>
+          <w:sz w:val="22"/>
+          <w:szCs w:val="22"/>
+          <w:u w:val="single"/>
+          <w:lang w:val="it-IT"/>
+        </w:rPr>
+        <w:t>Express Server</w:t>
+      </w:r>
+      <w:r>
+        <w:rPr>
+          <w:rFonts w:ascii="Calibri" w:hAnsi="Calibri" w:cs="Calibri"/>
+          <w:color w:val="000000"/>
+          <w:sz w:val="22"/>
+          <w:szCs w:val="22"/>
+          <w:lang w:val="it-IT"/>
+        </w:rPr>
+        <w:t xml:space="preserve"> (definizione schema, query)</w:t>
       </w:r>
     </w:p>
     <w:p>
@@ -4242,7 +5138,7 @@
           <w:color w:val="000000"/>
           <w:sz w:val="22"/>
           <w:szCs w:val="22"/>
-          <w:lang w:val="en-US"/>
+          <w:lang w:val="it-IT"/>
         </w:rPr>
       </w:pPr>
       <w:r>
@@ -4253,9 +5149,245 @@
           <w:color w:val="000000"/>
           <w:sz w:val="22"/>
           <w:szCs w:val="22"/>
-          <w:lang w:val="en-US"/>
-        </w:rPr>
-        <w:t>Andrea:</w:t>
+          <w:lang w:val="it-IT"/>
+        </w:rPr>
+        <w:t xml:space="preserve">Andrea: </w:t>
+      </w:r>
+      <w:proofErr w:type="spellStart"/>
+      <w:r>
+        <w:rPr>
+          <w:rFonts w:ascii="Calibri" w:hAnsi="Calibri" w:cs="Calibri"/>
+          <w:color w:val="000000"/>
+          <w:sz w:val="22"/>
+          <w:szCs w:val="22"/>
+          <w:lang w:val="it-IT"/>
+        </w:rPr>
+        <w:t>React</w:t>
+      </w:r>
+      <w:proofErr w:type="spellEnd"/>
+      <w:r>
+        <w:rPr>
+          <w:rFonts w:ascii="Calibri" w:hAnsi="Calibri" w:cs="Calibri"/>
+          <w:color w:val="000000"/>
+          <w:sz w:val="22"/>
+          <w:szCs w:val="22"/>
+          <w:lang w:val="it-IT"/>
+        </w:rPr>
+        <w:t xml:space="preserve"> </w:t>
+      </w:r>
+      <w:proofErr w:type="spellStart"/>
+      <w:r>
+        <w:rPr>
+          <w:rFonts w:ascii="Calibri" w:hAnsi="Calibri" w:cs="Calibri"/>
+          <w:color w:val="000000"/>
+          <w:sz w:val="22"/>
+          <w:szCs w:val="22"/>
+          <w:lang w:val="it-IT"/>
+        </w:rPr>
+        <w:t>Frontend</w:t>
+      </w:r>
+      <w:proofErr w:type="spellEnd"/>
+      <w:r>
+        <w:rPr>
+          <w:rFonts w:ascii="Calibri" w:hAnsi="Calibri" w:cs="Calibri"/>
+          <w:color w:val="000000"/>
+          <w:sz w:val="22"/>
+          <w:szCs w:val="22"/>
+          <w:lang w:val="it-IT"/>
+        </w:rPr>
+        <w:t xml:space="preserve"> (stile e display dei dati)</w:t>
+      </w:r>
+      <w:r>
+        <w:rPr>
+          <w:rFonts w:ascii="Calibri" w:hAnsi="Calibri" w:cs="Calibri"/>
+          <w:color w:val="000000"/>
+          <w:sz w:val="22"/>
+          <w:szCs w:val="22"/>
+          <w:lang w:val="it-IT"/>
+        </w:rPr>
+        <w:t xml:space="preserve">, </w:t>
+      </w:r>
+      <w:proofErr w:type="spellStart"/>
+      <w:r>
+        <w:rPr>
+          <w:rFonts w:ascii="Calibri" w:hAnsi="Calibri" w:cs="Calibri"/>
+          <w:color w:val="000000"/>
+          <w:sz w:val="22"/>
+          <w:szCs w:val="22"/>
+          <w:lang w:val="it-IT"/>
+        </w:rPr>
+        <w:t>Springboot</w:t>
+      </w:r>
+      <w:proofErr w:type="spellEnd"/>
+      <w:r>
+        <w:rPr>
+          <w:rFonts w:ascii="Calibri" w:hAnsi="Calibri" w:cs="Calibri"/>
+          <w:color w:val="000000"/>
+          <w:sz w:val="22"/>
+          <w:szCs w:val="22"/>
+          <w:lang w:val="it-IT"/>
+        </w:rPr>
+        <w:t xml:space="preserve"> Application (in particolare </w:t>
+      </w:r>
+      <w:proofErr w:type="spellStart"/>
+      <w:r>
+        <w:rPr>
+          <w:rFonts w:ascii="Calibri" w:hAnsi="Calibri" w:cs="Calibri"/>
+          <w:color w:val="000000"/>
+          <w:sz w:val="22"/>
+          <w:szCs w:val="22"/>
+          <w:lang w:val="it-IT"/>
+        </w:rPr>
+        <w:t>Swagger</w:t>
+      </w:r>
+      <w:proofErr w:type="spellEnd"/>
+      <w:r>
+        <w:rPr>
+          <w:rFonts w:ascii="Calibri" w:hAnsi="Calibri" w:cs="Calibri"/>
+          <w:color w:val="000000"/>
+          <w:sz w:val="22"/>
+          <w:szCs w:val="22"/>
+          <w:lang w:val="it-IT"/>
+        </w:rPr>
+        <w:t>, definizione del pattern MVC</w:t>
+      </w:r>
+      <w:r>
+        <w:rPr>
+          <w:rFonts w:ascii="Calibri" w:hAnsi="Calibri" w:cs="Calibri"/>
+          <w:color w:val="000000"/>
+          <w:sz w:val="22"/>
+          <w:szCs w:val="22"/>
+          <w:lang w:val="it-IT"/>
+        </w:rPr>
+        <w:t xml:space="preserve">), </w:t>
+      </w:r>
+      <w:proofErr w:type="spellStart"/>
+      <w:r>
+        <w:rPr>
+          <w:rFonts w:ascii="Calibri" w:hAnsi="Calibri" w:cs="Calibri"/>
+          <w:color w:val="000000"/>
+          <w:sz w:val="22"/>
+          <w:szCs w:val="22"/>
+          <w:lang w:val="it-IT"/>
+        </w:rPr>
+        <w:t>Main</w:t>
+      </w:r>
+      <w:proofErr w:type="spellEnd"/>
+      <w:r>
+        <w:rPr>
+          <w:rFonts w:ascii="Calibri" w:hAnsi="Calibri" w:cs="Calibri"/>
+          <w:color w:val="000000"/>
+          <w:sz w:val="22"/>
+          <w:szCs w:val="22"/>
+          <w:lang w:val="it-IT"/>
+        </w:rPr>
+        <w:t xml:space="preserve"> Server</w:t>
+      </w:r>
+      <w:r>
+        <w:rPr>
+          <w:rFonts w:ascii="Calibri" w:hAnsi="Calibri" w:cs="Calibri"/>
+          <w:color w:val="000000"/>
+          <w:sz w:val="22"/>
+          <w:szCs w:val="22"/>
+          <w:lang w:val="it-IT"/>
+        </w:rPr>
+        <w:t xml:space="preserve"> (comunicazione con altri server</w:t>
+      </w:r>
+      <w:r>
+        <w:rPr>
+          <w:rFonts w:ascii="Calibri" w:hAnsi="Calibri" w:cs="Calibri"/>
+          <w:color w:val="000000"/>
+          <w:sz w:val="22"/>
+          <w:szCs w:val="22"/>
+          <w:lang w:val="it-IT"/>
+        </w:rPr>
+        <w:t xml:space="preserve"> e </w:t>
+      </w:r>
+      <w:proofErr w:type="spellStart"/>
+      <w:r>
+        <w:rPr>
+          <w:rFonts w:ascii="Calibri" w:hAnsi="Calibri" w:cs="Calibri"/>
+          <w:color w:val="000000"/>
+          <w:sz w:val="22"/>
+          <w:szCs w:val="22"/>
+          <w:lang w:val="it-IT"/>
+        </w:rPr>
+        <w:t>socket</w:t>
+      </w:r>
+      <w:proofErr w:type="spellEnd"/>
+      <w:r>
+        <w:rPr>
+          <w:rFonts w:ascii="Calibri" w:hAnsi="Calibri" w:cs="Calibri"/>
+          <w:color w:val="000000"/>
+          <w:sz w:val="22"/>
+          <w:szCs w:val="22"/>
+          <w:lang w:val="it-IT"/>
+        </w:rPr>
+        <w:t xml:space="preserve"> </w:t>
+      </w:r>
+      <w:proofErr w:type="spellStart"/>
+      <w:r>
+        <w:rPr>
+          <w:rFonts w:ascii="Calibri" w:hAnsi="Calibri" w:cs="Calibri"/>
+          <w:color w:val="000000"/>
+          <w:sz w:val="22"/>
+          <w:szCs w:val="22"/>
+          <w:lang w:val="it-IT"/>
+        </w:rPr>
+        <w:t>communication</w:t>
+      </w:r>
+      <w:proofErr w:type="spellEnd"/>
+      <w:r>
+        <w:rPr>
+          <w:rFonts w:ascii="Calibri" w:hAnsi="Calibri" w:cs="Calibri"/>
+          <w:color w:val="000000"/>
+          <w:sz w:val="22"/>
+          <w:szCs w:val="22"/>
+          <w:lang w:val="it-IT"/>
+        </w:rPr>
+        <w:t>)</w:t>
+      </w:r>
+      <w:r>
+        <w:rPr>
+          <w:rFonts w:ascii="Calibri" w:hAnsi="Calibri" w:cs="Calibri"/>
+          <w:color w:val="000000"/>
+          <w:sz w:val="22"/>
+          <w:szCs w:val="22"/>
+          <w:lang w:val="it-IT"/>
+        </w:rPr>
+        <w:t>, Express Server</w:t>
+      </w:r>
+      <w:r>
+        <w:rPr>
+          <w:rFonts w:ascii="Calibri" w:hAnsi="Calibri" w:cs="Calibri"/>
+          <w:color w:val="000000"/>
+          <w:sz w:val="22"/>
+          <w:szCs w:val="22"/>
+          <w:lang w:val="it-IT"/>
+        </w:rPr>
+        <w:t xml:space="preserve"> (comunicazione con </w:t>
+      </w:r>
+      <w:proofErr w:type="spellStart"/>
+      <w:r>
+        <w:rPr>
+          <w:rFonts w:ascii="Calibri" w:hAnsi="Calibri" w:cs="Calibri"/>
+          <w:color w:val="000000"/>
+          <w:sz w:val="22"/>
+          <w:szCs w:val="22"/>
+          <w:lang w:val="it-IT"/>
+        </w:rPr>
+        <w:t>Main</w:t>
+      </w:r>
+      <w:proofErr w:type="spellEnd"/>
+      <w:r>
+        <w:rPr>
+          <w:rFonts w:ascii="Calibri" w:hAnsi="Calibri" w:cs="Calibri"/>
+          <w:color w:val="000000"/>
+          <w:sz w:val="22"/>
+          <w:szCs w:val="22"/>
+          <w:lang w:val="it-IT"/>
+        </w:rPr>
+        <w:t xml:space="preserve"> Server)</w:t>
       </w:r>
       <w:r>
         <w:rPr>
@@ -4265,39 +5397,7 @@
           <w:color w:val="000000"/>
           <w:sz w:val="22"/>
           <w:szCs w:val="22"/>
-          <w:lang w:val="en-US"/>
-        </w:rPr>
-        <w:t xml:space="preserve"> </w:t>
-      </w:r>
-      <w:r>
-        <w:rPr>
-          <w:rFonts w:ascii="Calibri" w:hAnsi="Calibri" w:cs="Calibri"/>
-          <w:color w:val="000000"/>
-          <w:sz w:val="22"/>
-          <w:szCs w:val="22"/>
-          <w:lang w:val="en-US"/>
-        </w:rPr>
-        <w:t>React Frontend, Springboot Application (in particolare Swagger)</w:t>
-      </w:r>
-      <w:r>
-        <w:rPr>
-          <w:rFonts w:ascii="Calibri" w:hAnsi="Calibri" w:cs="Calibri"/>
-          <w:color w:val="000000"/>
-          <w:sz w:val="22"/>
-          <w:szCs w:val="22"/>
-          <w:lang w:val="en-US"/>
-        </w:rPr>
-        <w:t>, Main Server, Express Server</w:t>
-      </w:r>
-      <w:r>
-        <w:rPr>
-          <w:rFonts w:ascii="Calibri" w:hAnsi="Calibri" w:cs="Calibri"/>
-          <w:b/>
-          <w:bCs/>
-          <w:color w:val="000000"/>
-          <w:sz w:val="22"/>
-          <w:szCs w:val="22"/>
-          <w:lang w:val="en-US"/>
+          <w:lang w:val="it-IT"/>
         </w:rPr>
         <w:br/>
       </w:r>
@@ -4327,8 +5427,19 @@
           <w:szCs w:val="22"/>
           <w:lang w:val="it-IT"/>
         </w:rPr>
-        <w:t>in tutti i layer</w:t>
-      </w:r>
+        <w:t xml:space="preserve">in tutti i </w:t>
+      </w:r>
+      <w:proofErr w:type="spellStart"/>
+      <w:r>
+        <w:rPr>
+          <w:rFonts w:ascii="Calibri" w:eastAsia="Calibri" w:hAnsi="Calibri" w:cs="Calibri"/>
+          <w:sz w:val="22"/>
+          <w:szCs w:val="22"/>
+          <w:lang w:val="it-IT"/>
+        </w:rPr>
+        <w:t>layer</w:t>
+      </w:r>
+      <w:proofErr w:type="spellEnd"/>
       <w:r>
         <w:rPr>
           <w:rFonts w:ascii="Calibri" w:eastAsia="Calibri" w:hAnsi="Calibri" w:cs="Calibri"/>
@@ -4385,54 +5496,46 @@
           <w:szCs w:val="22"/>
         </w:rPr>
       </w:pPr>
+      <w:proofErr w:type="spellStart"/>
       <w:r>
         <w:rPr>
           <w:rFonts w:ascii="Calibri" w:eastAsia="Calibri" w:hAnsi="Calibri" w:cs="Calibri"/>
-          <w:sz w:val="22"/>
-          <w:szCs w:val="22"/>
-        </w:rPr>
-        <w:t>Restore dati in locale per avviare e visualizzare dati correttamente in</w:t>
-      </w:r>
+          <w:b/>
+          <w:bCs/>
+          <w:sz w:val="22"/>
+          <w:szCs w:val="22"/>
+        </w:rPr>
+        <w:t>MongoDB</w:t>
+      </w:r>
+      <w:proofErr w:type="spellEnd"/>
       <w:r>
         <w:rPr>
           <w:rFonts w:ascii="Calibri" w:eastAsia="Calibri" w:hAnsi="Calibri" w:cs="Calibri"/>
-          <w:i/>
-          <w:iCs/>
-          <w:sz w:val="22"/>
-          <w:szCs w:val="22"/>
-        </w:rPr>
-        <w:t xml:space="preserve"> </w:t>
+          <w:b/>
+          <w:bCs/>
+          <w:sz w:val="22"/>
+          <w:szCs w:val="22"/>
+        </w:rPr>
+        <w:t>:</w:t>
       </w:r>
       <w:r>
         <w:rPr>
           <w:rFonts w:ascii="Calibri" w:eastAsia="Calibri" w:hAnsi="Calibri" w:cs="Calibri"/>
-          <w:i/>
-          <w:iCs/>
-          <w:sz w:val="22"/>
-          <w:szCs w:val="22"/>
-        </w:rPr>
-        <w:t xml:space="preserve">Springboot </w:t>
-      </w:r>
+          <w:sz w:val="22"/>
+          <w:szCs w:val="22"/>
+        </w:rPr>
+        <w:t xml:space="preserve"> Importazione dati in locali per collezione </w:t>
+      </w:r>
+      <w:proofErr w:type="spellStart"/>
       <w:r>
         <w:rPr>
           <w:rFonts w:ascii="Calibri" w:eastAsia="Calibri" w:hAnsi="Calibri" w:cs="Calibri"/>
-          <w:i/>
-          <w:iCs/>
-          <w:sz w:val="22"/>
-          <w:szCs w:val="22"/>
-        </w:rPr>
-        <w:t>A</w:t>
-      </w:r>
-      <w:r>
-        <w:rPr>
-          <w:rFonts w:ascii="Calibri" w:eastAsia="Calibri" w:hAnsi="Calibri" w:cs="Calibri"/>
-          <w:i/>
-          <w:iCs/>
-          <w:sz w:val="22"/>
-          <w:szCs w:val="22"/>
-        </w:rPr>
-        <w:t>pplication</w:t>
-      </w:r>
+          <w:sz w:val="22"/>
+          <w:szCs w:val="22"/>
+        </w:rPr>
+        <w:t>discussions</w:t>
+      </w:r>
+      <w:proofErr w:type="spellEnd"/>
       <w:r>
         <w:rPr>
           <w:rFonts w:ascii="Calibri" w:eastAsia="Calibri" w:hAnsi="Calibri" w:cs="Calibri"/>
@@ -4461,7 +5564,25 @@
           <w:sz w:val="22"/>
           <w:szCs w:val="22"/>
         </w:rPr>
-        <w:t xml:space="preserve">Per visualizzare i dati al meglio, seguendo i nostri schema delle tabelle abbiamo preparato un dump del database Postgres, scaricabile a questo </w:t>
+        <w:t xml:space="preserve">Abbiamo importato ed utilizzato un dataset pulito e normalizzato per la nostra soluzione, dunque per una corretta visualizzazione delle Reviews, importare il backup </w:t>
+      </w:r>
+      <w:proofErr w:type="spellStart"/>
+      <w:r>
+        <w:rPr>
+          <w:rFonts w:ascii="Calibri" w:eastAsia="Calibri" w:hAnsi="Calibri" w:cs="Calibri"/>
+          <w:sz w:val="22"/>
+          <w:szCs w:val="22"/>
+        </w:rPr>
+        <w:t>json</w:t>
+      </w:r>
+      <w:proofErr w:type="spellEnd"/>
+      <w:r>
+        <w:rPr>
+          <w:rFonts w:ascii="Calibri" w:eastAsia="Calibri" w:hAnsi="Calibri" w:cs="Calibri"/>
+          <w:sz w:val="22"/>
+          <w:szCs w:val="22"/>
+        </w:rPr>
+        <w:t xml:space="preserve"> scaricabile a questo </w:t>
       </w:r>
       <w:hyperlink r:id="rId10" w:history="1">
         <w:r>
@@ -4471,35 +5592,9 @@
             <w:sz w:val="22"/>
             <w:szCs w:val="22"/>
           </w:rPr>
-          <w:t>Li</w:t>
-        </w:r>
-        <w:r>
-          <w:rPr>
-            <w:rStyle w:val="Hyperlink"/>
-            <w:rFonts w:ascii="Calibri" w:eastAsia="Calibri" w:hAnsi="Calibri" w:cs="Calibri"/>
-            <w:sz w:val="22"/>
-            <w:szCs w:val="22"/>
-          </w:rPr>
-          <w:t>n</w:t>
-        </w:r>
-        <w:r>
-          <w:rPr>
-            <w:rStyle w:val="Hyperlink"/>
-            <w:rFonts w:ascii="Calibri" w:eastAsia="Calibri" w:hAnsi="Calibri" w:cs="Calibri"/>
-            <w:sz w:val="22"/>
-            <w:szCs w:val="22"/>
-          </w:rPr>
-          <w:t>k</w:t>
+          <w:t>Link</w:t>
         </w:r>
       </w:hyperlink>
-      <w:r>
-        <w:rPr>
-          <w:rFonts w:ascii="Calibri" w:eastAsia="Calibri" w:hAnsi="Calibri" w:cs="Calibri"/>
-          <w:sz w:val="22"/>
-          <w:szCs w:val="22"/>
-        </w:rPr>
-        <w:t xml:space="preserve"> se necessario.</w:t>
-      </w:r>
     </w:p>
     <w:p>
       <w:pPr>
@@ -4520,7 +5615,197 @@
           <w:sz w:val="22"/>
           <w:szCs w:val="22"/>
         </w:rPr>
-        <w:t xml:space="preserve">Eseguire su pgadmin un’operazione di </w:t>
+        <w:t>Ci teniamo a precisare che entrambe le collezioni vengono create automaticamente al primo avvio</w:t>
+      </w:r>
+    </w:p>
+    <w:p>
+      <w:pPr>
+        <w:pStyle w:val="ListParagraph"/>
+        <w:numPr>
+          <w:ilvl w:val="0"/>
+          <w:numId w:val="25"/>
+        </w:numPr>
+        <w:rPr>
+          <w:rFonts w:ascii="Calibri" w:eastAsia="Calibri" w:hAnsi="Calibri" w:cs="Calibri"/>
+          <w:sz w:val="22"/>
+          <w:szCs w:val="22"/>
+        </w:rPr>
+      </w:pPr>
+      <w:r>
+        <w:rPr>
+          <w:rFonts w:ascii="Calibri" w:eastAsia="Calibri" w:hAnsi="Calibri" w:cs="Calibri"/>
+          <w:b/>
+          <w:bCs/>
+          <w:sz w:val="22"/>
+          <w:szCs w:val="22"/>
+        </w:rPr>
+        <w:t xml:space="preserve">PostgresSQL: </w:t>
+      </w:r>
+      <w:proofErr w:type="spellStart"/>
+      <w:r>
+        <w:rPr>
+          <w:rFonts w:ascii="Calibri" w:eastAsia="Calibri" w:hAnsi="Calibri" w:cs="Calibri"/>
+          <w:sz w:val="22"/>
+          <w:szCs w:val="22"/>
+        </w:rPr>
+        <w:t>Restore</w:t>
+      </w:r>
+      <w:proofErr w:type="spellEnd"/>
+      <w:r>
+        <w:rPr>
+          <w:rFonts w:ascii="Calibri" w:eastAsia="Calibri" w:hAnsi="Calibri" w:cs="Calibri"/>
+          <w:sz w:val="22"/>
+          <w:szCs w:val="22"/>
+        </w:rPr>
+        <w:t xml:space="preserve"> dati in locale per avviare e visualizzare dati correttamente in</w:t>
+      </w:r>
+      <w:r>
+        <w:rPr>
+          <w:rFonts w:ascii="Calibri" w:eastAsia="Calibri" w:hAnsi="Calibri" w:cs="Calibri"/>
+          <w:i/>
+          <w:iCs/>
+          <w:sz w:val="22"/>
+          <w:szCs w:val="22"/>
+        </w:rPr>
+        <w:t xml:space="preserve"> </w:t>
+      </w:r>
+      <w:proofErr w:type="spellStart"/>
+      <w:r>
+        <w:rPr>
+          <w:rFonts w:ascii="Calibri" w:eastAsia="Calibri" w:hAnsi="Calibri" w:cs="Calibri"/>
+          <w:i/>
+          <w:iCs/>
+          <w:sz w:val="22"/>
+          <w:szCs w:val="22"/>
+          <w:u w:val="single"/>
+        </w:rPr>
+        <w:t>Springboot</w:t>
+      </w:r>
+      <w:proofErr w:type="spellEnd"/>
+      <w:r>
+        <w:rPr>
+          <w:rFonts w:ascii="Calibri" w:eastAsia="Calibri" w:hAnsi="Calibri" w:cs="Calibri"/>
+          <w:i/>
+          <w:iCs/>
+          <w:sz w:val="22"/>
+          <w:szCs w:val="22"/>
+          <w:u w:val="single"/>
+        </w:rPr>
+        <w:t xml:space="preserve"> </w:t>
+      </w:r>
+      <w:r>
+        <w:rPr>
+          <w:rFonts w:ascii="Calibri" w:eastAsia="Calibri" w:hAnsi="Calibri" w:cs="Calibri"/>
+          <w:i/>
+          <w:iCs/>
+          <w:sz w:val="22"/>
+          <w:szCs w:val="22"/>
+          <w:u w:val="single"/>
+        </w:rPr>
+        <w:t>A</w:t>
+      </w:r>
+      <w:r>
+        <w:rPr>
+          <w:rFonts w:ascii="Calibri" w:eastAsia="Calibri" w:hAnsi="Calibri" w:cs="Calibri"/>
+          <w:i/>
+          <w:iCs/>
+          <w:sz w:val="22"/>
+          <w:szCs w:val="22"/>
+          <w:u w:val="single"/>
+        </w:rPr>
+        <w:t>pplication</w:t>
+      </w:r>
+      <w:r>
+        <w:rPr>
+          <w:rFonts w:ascii="Calibri" w:eastAsia="Calibri" w:hAnsi="Calibri" w:cs="Calibri"/>
+          <w:sz w:val="22"/>
+          <w:szCs w:val="22"/>
+        </w:rPr>
+        <w:t>:</w:t>
+      </w:r>
+    </w:p>
+    <w:p>
+      <w:pPr>
+        <w:pStyle w:val="ListParagraph"/>
+        <w:numPr>
+          <w:ilvl w:val="1"/>
+          <w:numId w:val="25"/>
+        </w:numPr>
+        <w:rPr>
+          <w:rFonts w:ascii="Calibri" w:eastAsia="Calibri" w:hAnsi="Calibri" w:cs="Calibri"/>
+          <w:sz w:val="22"/>
+          <w:szCs w:val="22"/>
+        </w:rPr>
+      </w:pPr>
+      <w:r>
+        <w:rPr>
+          <w:rFonts w:ascii="Calibri" w:eastAsia="Calibri" w:hAnsi="Calibri" w:cs="Calibri"/>
+          <w:sz w:val="22"/>
+          <w:szCs w:val="22"/>
+        </w:rPr>
+        <w:t xml:space="preserve">Per visualizzare i dati al meglio, seguendo i nostri </w:t>
+      </w:r>
+      <w:proofErr w:type="spellStart"/>
+      <w:r>
+        <w:rPr>
+          <w:rFonts w:ascii="Calibri" w:eastAsia="Calibri" w:hAnsi="Calibri" w:cs="Calibri"/>
+          <w:sz w:val="22"/>
+          <w:szCs w:val="22"/>
+        </w:rPr>
+        <w:t>schema</w:t>
+      </w:r>
+      <w:r>
+        <w:rPr>
+          <w:rFonts w:ascii="Calibri" w:eastAsia="Calibri" w:hAnsi="Calibri" w:cs="Calibri"/>
+          <w:sz w:val="22"/>
+          <w:szCs w:val="22"/>
+        </w:rPr>
+        <w:t>s</w:t>
+      </w:r>
+      <w:proofErr w:type="spellEnd"/>
+      <w:r>
+        <w:rPr>
+          <w:rFonts w:ascii="Calibri" w:eastAsia="Calibri" w:hAnsi="Calibri" w:cs="Calibri"/>
+          <w:sz w:val="22"/>
+          <w:szCs w:val="22"/>
+        </w:rPr>
+        <w:t xml:space="preserve"> delle tabelle abbiamo preparato un </w:t>
+      </w:r>
+      <w:proofErr w:type="spellStart"/>
+      <w:r>
+        <w:rPr>
+          <w:rFonts w:ascii="Calibri" w:eastAsia="Calibri" w:hAnsi="Calibri" w:cs="Calibri"/>
+          <w:sz w:val="22"/>
+          <w:szCs w:val="22"/>
+        </w:rPr>
+        <w:t>dump</w:t>
+      </w:r>
+      <w:proofErr w:type="spellEnd"/>
+      <w:r>
+        <w:rPr>
+          <w:rFonts w:ascii="Calibri" w:eastAsia="Calibri" w:hAnsi="Calibri" w:cs="Calibri"/>
+          <w:sz w:val="22"/>
+          <w:szCs w:val="22"/>
+        </w:rPr>
+        <w:t xml:space="preserve"> del database </w:t>
+      </w:r>
+      <w:proofErr w:type="spellStart"/>
+      <w:r>
+        <w:rPr>
+          <w:rFonts w:ascii="Calibri" w:eastAsia="Calibri" w:hAnsi="Calibri" w:cs="Calibri"/>
+          <w:sz w:val="22"/>
+          <w:szCs w:val="22"/>
+        </w:rPr>
+        <w:t>Postgres</w:t>
+      </w:r>
+      <w:proofErr w:type="spellEnd"/>
+      <w:r>
+        <w:rPr>
+          <w:rFonts w:ascii="Calibri" w:eastAsia="Calibri" w:hAnsi="Calibri" w:cs="Calibri"/>
+          <w:sz w:val="22"/>
+          <w:szCs w:val="22"/>
+        </w:rPr>
+        <w:t xml:space="preserve">, scaricabile a questo </w:t>
       </w:r>
       <w:hyperlink r:id="rId11" w:history="1">
         <w:r>
@@ -4530,8 +5815,67 @@
             <w:sz w:val="22"/>
             <w:szCs w:val="22"/>
           </w:rPr>
-          <w:t>Restore d</w:t>
+          <w:t>Link</w:t>
         </w:r>
+      </w:hyperlink>
+      <w:r>
+        <w:rPr>
+          <w:rFonts w:ascii="Calibri" w:eastAsia="Calibri" w:hAnsi="Calibri" w:cs="Calibri"/>
+          <w:sz w:val="22"/>
+          <w:szCs w:val="22"/>
+        </w:rPr>
+        <w:t xml:space="preserve"> </w:t>
+      </w:r>
+      <w:r>
+        <w:rPr>
+          <w:rFonts w:ascii="Calibri" w:eastAsia="Calibri" w:hAnsi="Calibri" w:cs="Calibri"/>
+          <w:sz w:val="22"/>
+          <w:szCs w:val="22"/>
+        </w:rPr>
+        <w:t>se necessario.</w:t>
+      </w:r>
+    </w:p>
+    <w:p>
+      <w:pPr>
+        <w:pStyle w:val="ListParagraph"/>
+        <w:numPr>
+          <w:ilvl w:val="1"/>
+          <w:numId w:val="25"/>
+        </w:numPr>
+        <w:rPr>
+          <w:rFonts w:ascii="Calibri" w:eastAsia="Calibri" w:hAnsi="Calibri" w:cs="Calibri"/>
+          <w:sz w:val="22"/>
+          <w:szCs w:val="22"/>
+        </w:rPr>
+      </w:pPr>
+      <w:r>
+        <w:rPr>
+          <w:rFonts w:ascii="Calibri" w:eastAsia="Calibri" w:hAnsi="Calibri" w:cs="Calibri"/>
+          <w:sz w:val="22"/>
+          <w:szCs w:val="22"/>
+        </w:rPr>
+        <w:t xml:space="preserve">Eseguire su </w:t>
+      </w:r>
+      <w:proofErr w:type="spellStart"/>
+      <w:r>
+        <w:rPr>
+          <w:rFonts w:ascii="Calibri" w:eastAsia="Calibri" w:hAnsi="Calibri" w:cs="Calibri"/>
+          <w:sz w:val="22"/>
+          <w:szCs w:val="22"/>
+        </w:rPr>
+        <w:t>pgadmin</w:t>
+      </w:r>
+      <w:proofErr w:type="spellEnd"/>
+      <w:r>
+        <w:rPr>
+          <w:rFonts w:ascii="Calibri" w:eastAsia="Calibri" w:hAnsi="Calibri" w:cs="Calibri"/>
+          <w:sz w:val="22"/>
+          <w:szCs w:val="22"/>
+        </w:rPr>
+        <w:t xml:space="preserve"> un’operazione di </w:t>
+      </w:r>
+      <w:hyperlink r:id="rId12" w:history="1">
+        <w:proofErr w:type="spellStart"/>
         <w:r>
           <w:rPr>
             <w:rStyle w:val="Hyperlink"/>
@@ -4539,8 +5883,9 @@
             <w:sz w:val="22"/>
             <w:szCs w:val="22"/>
           </w:rPr>
-          <w:t>e</w:t>
+          <w:t>Restore</w:t>
         </w:r>
+        <w:proofErr w:type="spellEnd"/>
         <w:r>
           <w:rPr>
             <w:rStyle w:val="Hyperlink"/>
@@ -4548,25 +5893,7 @@
             <w:sz w:val="22"/>
             <w:szCs w:val="22"/>
           </w:rPr>
-          <w:t>l data</w:t>
-        </w:r>
-        <w:r>
-          <w:rPr>
-            <w:rStyle w:val="Hyperlink"/>
-            <w:rFonts w:ascii="Calibri" w:eastAsia="Calibri" w:hAnsi="Calibri" w:cs="Calibri"/>
-            <w:sz w:val="22"/>
-            <w:szCs w:val="22"/>
-          </w:rPr>
-          <w:t>b</w:t>
-        </w:r>
-        <w:r>
-          <w:rPr>
-            <w:rStyle w:val="Hyperlink"/>
-            <w:rFonts w:ascii="Calibri" w:eastAsia="Calibri" w:hAnsi="Calibri" w:cs="Calibri"/>
-            <w:sz w:val="22"/>
-            <w:szCs w:val="22"/>
-          </w:rPr>
-          <w:t>ase</w:t>
+          <w:t xml:space="preserve"> del database</w:t>
         </w:r>
       </w:hyperlink>
       <w:r>
@@ -4594,6 +5921,7 @@
           <w:szCs w:val="22"/>
         </w:rPr>
       </w:pPr>
+      <w:proofErr w:type="spellStart"/>
       <w:r>
         <w:rPr>
           <w:rFonts w:ascii="Calibri" w:hAnsi="Calibri" w:cs="Calibri"/>
@@ -4602,13 +5930,24 @@
           <w:szCs w:val="22"/>
           <w:lang w:val="en-US"/>
         </w:rPr>
-        <w:t xml:space="preserve">Avviare </w:t>
-      </w:r>
-      <w:r>
-        <w:rPr>
-          <w:rFonts w:ascii="Calibri" w:hAnsi="Calibri" w:cs="Calibri"/>
-          <w:i/>
-          <w:iCs/>
+        <w:t>Avviare</w:t>
+      </w:r>
+      <w:proofErr w:type="spellEnd"/>
+      <w:r>
+        <w:rPr>
+          <w:rFonts w:ascii="Calibri" w:hAnsi="Calibri" w:cs="Calibri"/>
+          <w:color w:val="000000"/>
+          <w:sz w:val="22"/>
+          <w:szCs w:val="22"/>
+          <w:lang w:val="en-US"/>
+        </w:rPr>
+        <w:t xml:space="preserve"> </w:t>
+      </w:r>
+      <w:r>
+        <w:rPr>
+          <w:rFonts w:ascii="Calibri" w:hAnsi="Calibri" w:cs="Calibri"/>
+          <w:b/>
+          <w:bCs/>
           <w:color w:val="000000"/>
           <w:sz w:val="22"/>
           <w:szCs w:val="22"/>
@@ -4651,8 +5990,20 @@
           <w:szCs w:val="22"/>
           <w:lang w:val="it-IT"/>
         </w:rPr>
-        <w:t>Versione NodeJS</w:t>
-      </w:r>
+        <w:t xml:space="preserve">Versione </w:t>
+      </w:r>
+      <w:proofErr w:type="spellStart"/>
+      <w:r>
+        <w:rPr>
+          <w:rFonts w:ascii="Calibri" w:hAnsi="Calibri" w:cs="Calibri"/>
+          <w:color w:val="000000"/>
+          <w:sz w:val="22"/>
+          <w:szCs w:val="22"/>
+          <w:lang w:val="it-IT"/>
+        </w:rPr>
+        <w:t>NodeJS</w:t>
+      </w:r>
+      <w:proofErr w:type="spellEnd"/>
       <w:r>
         <w:rPr>
           <w:rFonts w:ascii="Calibri" w:hAnsi="Calibri" w:cs="Calibri"/>
@@ -4692,6 +6043,7 @@
         </w:rPr>
         <w:t xml:space="preserve">Aprire il progetto nella cartella </w:t>
       </w:r>
+      <w:proofErr w:type="spellStart"/>
       <w:r>
         <w:rPr>
           <w:rFonts w:ascii="Calibri" w:hAnsi="Calibri" w:cs="Calibri"/>
@@ -4702,7 +6054,20 @@
           <w:szCs w:val="22"/>
           <w:lang w:val="it-IT"/>
         </w:rPr>
-        <w:t xml:space="preserve">frontend </w:t>
+        <w:t>frontend</w:t>
+      </w:r>
+      <w:proofErr w:type="spellEnd"/>
+      <w:r>
+        <w:rPr>
+          <w:rFonts w:ascii="Calibri" w:hAnsi="Calibri" w:cs="Calibri"/>
+          <w:i/>
+          <w:iCs/>
+          <w:color w:val="000000"/>
+          <w:sz w:val="22"/>
+          <w:szCs w:val="22"/>
+          <w:lang w:val="it-IT"/>
+        </w:rPr>
+        <w:t xml:space="preserve"> </w:t>
       </w:r>
       <w:r>
         <w:rPr>
@@ -4714,6 +6079,7 @@
         </w:rPr>
         <w:t xml:space="preserve">con un IDE o da terminale ed eseguire il comando </w:t>
       </w:r>
+      <w:proofErr w:type="spellStart"/>
       <w:r>
         <w:rPr>
           <w:rFonts w:ascii="Calibri" w:hAnsi="Calibri" w:cs="Calibri"/>
@@ -4726,18 +6092,9 @@
           <w:szCs w:val="22"/>
           <w:lang w:val="it-IT"/>
         </w:rPr>
-        <w:t>npm i</w:t>
-      </w:r>
-      <w:r>
-        <w:rPr>
-          <w:rFonts w:ascii="Calibri" w:hAnsi="Calibri" w:cs="Calibri"/>
-          <w:color w:val="000000"/>
-          <w:sz w:val="22"/>
-          <w:szCs w:val="22"/>
-          <w:lang w:val="it-IT"/>
-        </w:rPr>
-        <w:t xml:space="preserve"> e poi il comando </w:t>
-      </w:r>
+        <w:t>npm</w:t>
+      </w:r>
+      <w:proofErr w:type="spellEnd"/>
       <w:r>
         <w:rPr>
           <w:rFonts w:ascii="Calibri" w:hAnsi="Calibri" w:cs="Calibri"/>
@@ -4750,34 +6107,107 @@
           <w:szCs w:val="22"/>
           <w:lang w:val="it-IT"/>
         </w:rPr>
-        <w:t>npm run dev.</w:t>
-      </w:r>
-    </w:p>
-    <w:p>
-      <w:pPr>
-        <w:pStyle w:val="NormalWeb"/>
-        <w:numPr>
-          <w:ilvl w:val="1"/>
-          <w:numId w:val="20"/>
-        </w:numPr>
-        <w:spacing w:before="0" w:beforeAutospacing="0" w:after="0" w:afterAutospacing="0"/>
-        <w:textAlignment w:val="baseline"/>
-        <w:rPr>
-          <w:rFonts w:ascii="Calibri" w:hAnsi="Calibri" w:cs="Calibri"/>
-          <w:color w:val="000000"/>
-          <w:sz w:val="22"/>
-          <w:szCs w:val="22"/>
-        </w:rPr>
-      </w:pPr>
-      <w:r>
-        <w:rPr>
-          <w:rFonts w:ascii="Calibri" w:hAnsi="Calibri" w:cs="Calibri"/>
-          <w:color w:val="000000"/>
-          <w:sz w:val="22"/>
-          <w:szCs w:val="22"/>
-          <w:lang w:val="it-IT"/>
-        </w:rPr>
-        <w:t>Connettersi da un qualsiasi motore di ricerca su localhost:5173</w:t>
+        <w:t xml:space="preserve"> i</w:t>
+      </w:r>
+      <w:r>
+        <w:rPr>
+          <w:rFonts w:ascii="Calibri" w:hAnsi="Calibri" w:cs="Calibri"/>
+          <w:color w:val="000000"/>
+          <w:sz w:val="22"/>
+          <w:szCs w:val="22"/>
+          <w:lang w:val="it-IT"/>
+        </w:rPr>
+        <w:t xml:space="preserve"> e poi il comando </w:t>
+      </w:r>
+      <w:proofErr w:type="spellStart"/>
+      <w:r>
+        <w:rPr>
+          <w:rFonts w:ascii="Calibri" w:hAnsi="Calibri" w:cs="Calibri"/>
+          <w:b/>
+          <w:bCs/>
+          <w:i/>
+          <w:iCs/>
+          <w:color w:val="000000"/>
+          <w:sz w:val="22"/>
+          <w:szCs w:val="22"/>
+          <w:lang w:val="it-IT"/>
+        </w:rPr>
+        <w:t>npm</w:t>
+      </w:r>
+      <w:proofErr w:type="spellEnd"/>
+      <w:r>
+        <w:rPr>
+          <w:rFonts w:ascii="Calibri" w:hAnsi="Calibri" w:cs="Calibri"/>
+          <w:b/>
+          <w:bCs/>
+          <w:i/>
+          <w:iCs/>
+          <w:color w:val="000000"/>
+          <w:sz w:val="22"/>
+          <w:szCs w:val="22"/>
+          <w:lang w:val="it-IT"/>
+        </w:rPr>
+        <w:t xml:space="preserve"> </w:t>
+      </w:r>
+      <w:proofErr w:type="spellStart"/>
+      <w:r>
+        <w:rPr>
+          <w:rFonts w:ascii="Calibri" w:hAnsi="Calibri" w:cs="Calibri"/>
+          <w:b/>
+          <w:bCs/>
+          <w:i/>
+          <w:iCs/>
+          <w:color w:val="000000"/>
+          <w:sz w:val="22"/>
+          <w:szCs w:val="22"/>
+          <w:lang w:val="it-IT"/>
+        </w:rPr>
+        <w:t>run</w:t>
+      </w:r>
+      <w:proofErr w:type="spellEnd"/>
+      <w:r>
+        <w:rPr>
+          <w:rFonts w:ascii="Calibri" w:hAnsi="Calibri" w:cs="Calibri"/>
+          <w:b/>
+          <w:bCs/>
+          <w:i/>
+          <w:iCs/>
+          <w:color w:val="000000"/>
+          <w:sz w:val="22"/>
+          <w:szCs w:val="22"/>
+          <w:lang w:val="it-IT"/>
+        </w:rPr>
+        <w:t xml:space="preserve"> </w:t>
+      </w:r>
+      <w:proofErr w:type="spellStart"/>
+      <w:r>
+        <w:rPr>
+          <w:rFonts w:ascii="Calibri" w:hAnsi="Calibri" w:cs="Calibri"/>
+          <w:b/>
+          <w:bCs/>
+          <w:i/>
+          <w:iCs/>
+          <w:color w:val="000000"/>
+          <w:sz w:val="22"/>
+          <w:szCs w:val="22"/>
+          <w:lang w:val="it-IT"/>
+        </w:rPr>
+        <w:t>dev</w:t>
+      </w:r>
+      <w:proofErr w:type="spellEnd"/>
+      <w:r>
+        <w:rPr>
+          <w:rFonts w:ascii="Calibri" w:hAnsi="Calibri" w:cs="Calibri"/>
+          <w:b/>
+          <w:bCs/>
+          <w:i/>
+          <w:iCs/>
+          <w:color w:val="000000"/>
+          <w:sz w:val="22"/>
+          <w:szCs w:val="22"/>
+          <w:lang w:val="it-IT"/>
+        </w:rPr>
+        <w:t>.</w:t>
       </w:r>
     </w:p>
     <w:p>
@@ -4790,9 +6220,11 @@
           <w:bCs/>
           <w:sz w:val="44"/>
           <w:szCs w:val="44"/>
+          <w:lang w:val="en-US"/>
         </w:rPr>
       </w:pPr>
       <w:bookmarkStart w:id="10" w:name="_Toc198746124"/>
+      <w:proofErr w:type="spellStart"/>
       <w:r>
         <w:rPr>
           <w:rFonts w:ascii="Calibri" w:eastAsia="Calibri" w:hAnsi="Calibri" w:cs="Calibri"/>
@@ -4800,20 +6232,16 @@
           <w:bCs/>
           <w:sz w:val="44"/>
           <w:szCs w:val="44"/>
+          <w:lang w:val="en-US"/>
         </w:rPr>
         <w:lastRenderedPageBreak/>
         <w:t>Bibliografia</w:t>
       </w:r>
       <w:bookmarkEnd w:id="10"/>
+      <w:proofErr w:type="spellEnd"/>
     </w:p>
     <w:p>
       <w:pPr>
-        <w:pStyle w:val="ListParagraph"/>
-        <w:numPr>
-          <w:ilvl w:val="0"/>
-          <w:numId w:val="21"/>
-        </w:numPr>
-        <w:spacing w:after="0" w:line="240" w:lineRule="auto"/>
         <w:rPr>
           <w:rStyle w:val="Hyperlink"/>
           <w:rFonts w:ascii="Calibri" w:hAnsi="Calibri" w:cs="Calibri"/>
@@ -4824,7 +6252,13 @@
           <w:lang w:val="en-US"/>
         </w:rPr>
       </w:pPr>
-      <w:hyperlink r:id="rId12" w:history="1">
+      <w:r>
+        <w:rPr>
+          <w:lang w:val="en-US"/>
+        </w:rPr>
+        <w:t xml:space="preserve">[1] </w:t>
+      </w:r>
+      <w:hyperlink r:id="rId13" w:history="1">
         <w:r>
           <w:rPr>
             <w:rStyle w:val="Hyperlink"/>
@@ -4839,12 +6273,6 @@
     </w:p>
     <w:p>
       <w:pPr>
-        <w:pStyle w:val="ListParagraph"/>
-        <w:numPr>
-          <w:ilvl w:val="0"/>
-          <w:numId w:val="21"/>
-        </w:numPr>
-        <w:spacing w:after="0" w:line="240" w:lineRule="auto"/>
         <w:rPr>
           <w:rFonts w:ascii="Calibri" w:hAnsi="Calibri" w:cs="Calibri"/>
           <w:sz w:val="22"/>
@@ -4852,7 +6280,19 @@
           <w:lang w:val="en-US"/>
         </w:rPr>
       </w:pPr>
-      <w:hyperlink r:id="rId13" w:history="1">
+      <w:r>
+        <w:rPr>
+          <w:lang w:val="en-US"/>
+        </w:rPr>
+        <w:t>[2]</w:t>
+      </w:r>
+      <w:r>
+        <w:rPr>
+          <w:lang w:val="en-US"/>
+        </w:rPr>
+        <w:t xml:space="preserve"> </w:t>
+      </w:r>
+      <w:hyperlink r:id="rId14" w:history="1">
         <w:r>
           <w:rPr>
             <w:rStyle w:val="Hyperlink"/>
@@ -4867,19 +6307,22 @@
     </w:p>
     <w:p>
       <w:pPr>
-        <w:pStyle w:val="ListParagraph"/>
-        <w:numPr>
-          <w:ilvl w:val="0"/>
-          <w:numId w:val="21"/>
-        </w:numPr>
-        <w:spacing w:after="0" w:line="240" w:lineRule="auto"/>
-        <w:rPr>
-          <w:rFonts w:ascii="Calibri" w:hAnsi="Calibri" w:cs="Calibri"/>
-          <w:sz w:val="22"/>
-          <w:szCs w:val="22"/>
-        </w:rPr>
-      </w:pPr>
-      <w:hyperlink r:id="rId14" w:history="1">
+        <w:rPr>
+          <w:rStyle w:val="Hyperlink"/>
+          <w:rFonts w:ascii="Calibri" w:hAnsi="Calibri" w:cs="Calibri"/>
+          <w:color w:val="auto"/>
+          <w:sz w:val="22"/>
+          <w:szCs w:val="22"/>
+          <w:u w:val="none"/>
+        </w:rPr>
+      </w:pPr>
+      <w:r>
+        <w:rPr>
+          <w:lang w:val="en-US"/>
+        </w:rPr>
+        <w:t xml:space="preserve">[3] </w:t>
+      </w:r>
+      <w:hyperlink r:id="rId15" w:history="1">
         <w:r>
           <w:rPr>
             <w:rStyle w:val="Hyperlink"/>
@@ -4893,24 +6336,57 @@
     </w:p>
     <w:p>
       <w:pPr>
-        <w:pStyle w:val="ListParagraph"/>
-        <w:numPr>
-          <w:ilvl w:val="0"/>
-          <w:numId w:val="21"/>
-        </w:numPr>
-        <w:spacing w:line="240" w:lineRule="auto"/>
-        <w:rPr>
-          <w:rFonts w:ascii="Calibri" w:hAnsi="Calibri" w:cs="Calibri"/>
-          <w:sz w:val="22"/>
-          <w:szCs w:val="22"/>
-        </w:rPr>
-      </w:pPr>
-      <w:r>
-        <w:rPr>
+        <w:rPr>
+          <w:rFonts w:ascii="Calibri" w:hAnsi="Calibri" w:cs="Calibri"/>
+          <w:sz w:val="22"/>
+          <w:szCs w:val="22"/>
+        </w:rPr>
+      </w:pPr>
+      <w:r>
+        <w:rPr>
+          <w:rFonts w:ascii="Calibri" w:hAnsi="Calibri" w:cs="Calibri"/>
+          <w:sz w:val="22"/>
+          <w:szCs w:val="22"/>
+          <w:lang w:val="en-US"/>
+        </w:rPr>
+        <w:t xml:space="preserve">[4] </w:t>
+      </w:r>
+      <w:hyperlink r:id="rId16" w:history="1">
+        <w:r>
+          <w:rPr>
+            <w:rStyle w:val="Hyperlink"/>
+            <w:rFonts w:ascii="Calibri" w:hAnsi="Calibri" w:cs="Calibri"/>
+            <w:sz w:val="22"/>
+            <w:szCs w:val="22"/>
+          </w:rPr>
+          <w:t>Full Text Search</w:t>
+        </w:r>
+      </w:hyperlink>
+    </w:p>
+    <w:p>
+      <w:pPr>
+        <w:rPr>
+          <w:rStyle w:val="Hyperlink"/>
           <w:rFonts w:ascii="Calibri" w:eastAsia="Calibri" w:hAnsi="Calibri" w:cs="Calibri"/>
           <w:sz w:val="22"/>
           <w:szCs w:val="22"/>
         </w:rPr>
+      </w:pPr>
+      <w:r>
+        <w:rPr>
+          <w:rFonts w:ascii="Calibri" w:eastAsia="Calibri" w:hAnsi="Calibri" w:cs="Calibri"/>
+          <w:sz w:val="22"/>
+          <w:szCs w:val="22"/>
+          <w:lang w:val="it-IT"/>
+        </w:rPr>
+        <w:t xml:space="preserve">[5] </w:t>
+      </w:r>
+      <w:r>
+        <w:rPr>
+          <w:rFonts w:ascii="Calibri" w:eastAsia="Calibri" w:hAnsi="Calibri" w:cs="Calibri"/>
+          <w:sz w:val="22"/>
+          <w:szCs w:val="22"/>
+        </w:rPr>
         <w:t>OpenAI, ChatGPT</w:t>
       </w:r>
       <w:r>
@@ -4921,7 +6397,7 @@
         </w:rPr>
         <w:t xml:space="preserve">, </w:t>
       </w:r>
-      <w:hyperlink r:id="rId15">
+      <w:hyperlink r:id="rId17">
         <w:r>
           <w:rPr>
             <w:rStyle w:val="Hyperlink"/>
@@ -4936,6 +6412,15 @@
     <w:p>
       <w:pPr>
         <w:rPr>
+          <w:rFonts w:ascii="Calibri" w:hAnsi="Calibri" w:cs="Calibri"/>
+          <w:sz w:val="22"/>
+          <w:szCs w:val="22"/>
+        </w:rPr>
+      </w:pPr>
+    </w:p>
+    <w:p>
+      <w:pPr>
+        <w:rPr>
           <w:rFonts w:ascii="Calibri" w:eastAsia="Calibri" w:hAnsi="Calibri" w:cs="Calibri"/>
           <w:sz w:val="22"/>
           <w:szCs w:val="22"/>
@@ -4986,8 +6471,8 @@
       </w:r>
     </w:p>
     <w:sectPr>
-      <w:headerReference w:type="default" r:id="rId16"/>
-      <w:footerReference w:type="default" r:id="rId17"/>
+      <w:headerReference w:type="default" r:id="rId18"/>
+      <w:footerReference w:type="default" r:id="rId19"/>
       <w:pgSz w:w="11906" w:h="16838"/>
       <w:pgMar w:top="720" w:right="720" w:bottom="720" w:left="720" w:header="720" w:footer="720" w:gutter="0"/>
       <w:cols w:space="720"/>
@@ -5626,7 +7111,7 @@
   <w:abstractNum w:abstractNumId="4" w15:restartNumberingAfterBreak="0">
     <w:nsid w:val="18F10B98"/>
     <w:multiLevelType w:val="hybridMultilevel"/>
-    <w:tmpl w:val="DCD46ECE"/>
+    <w:tmpl w:val="B2E0C526"/>
     <w:lvl w:ilvl="0" w:tplc="08090001">
       <w:start w:val="1"/>
       <w:numFmt w:val="bullet"/>
